--- a/Fase 1/Evidencias Grupales/1.5_GuiaEstudiante_Fase 1_Definicion Proyecto APT (Español).docx
+++ b/Fase 1/Evidencias Grupales/1.5_GuiaEstudiante_Fase 1_Definicion Proyecto APT (Español).docx
@@ -3795,577 +3795,2615 @@
     </w:tbl>
     <w:p>
       <w:pPr>
-        <w:spacing w:after="0" w:line="360" w:lineRule="auto"/>
         <w:jc w:val="both"/>
+        <w:rPr>
+          <w:rFonts w:ascii="Calibri" w:hAnsi="Calibri"/>
+        </w:rPr>
+      </w:pPr>
+      <w:r>
+        <w:rPr>
+          <w:rFonts w:ascii="Calibri" w:hAnsi="Calibri"/>
+        </w:rPr>
+        <w:t xml:space="preserve">Se descarta el enfoque Tradicional (SDLC) porque exige un volumen alto de documentación formal </w:t>
+      </w:r>
+      <w:proofErr w:type="spellStart"/>
+      <w:r>
+        <w:rPr>
+          <w:rFonts w:ascii="Calibri" w:hAnsi="Calibri"/>
+        </w:rPr>
+        <w:t>upfront</w:t>
+      </w:r>
+      <w:proofErr w:type="spellEnd"/>
+      <w:r>
+        <w:rPr>
+          <w:rFonts w:ascii="Calibri" w:hAnsi="Calibri"/>
+        </w:rPr>
+        <w:t xml:space="preserve"> (Acta de Constitución, EDT, Matriz RACI, Matriz de Riesgos) antes de iniciar desarrollo, lo cual no calza con un proyecto donde los requisitos aún están evolucionando — cada reunión con UltraPort ha revelado nueva información técnica (</w:t>
+      </w:r>
+      <w:proofErr w:type="spellStart"/>
+      <w:r>
+        <w:rPr>
+          <w:rFonts w:ascii="Calibri" w:hAnsi="Calibri"/>
+        </w:rPr>
+        <w:t>stack</w:t>
+      </w:r>
+      <w:proofErr w:type="spellEnd"/>
+      <w:r>
+        <w:rPr>
+          <w:rFonts w:ascii="Calibri" w:hAnsi="Calibri"/>
+        </w:rPr>
+        <w:t>, alcance de consumo de INVGATE, restricciones de despliegue). RUP comparte ese mismo problema de carga documental. Design Thinking está orientado a proyectos centrados en empatía con el usuario final y prototipado divergente, lo cual no aplica a un sistema de integración backend gobernado por requisitos normativos.</w:t>
+      </w:r>
+    </w:p>
+    <w:p>
+      <w:pPr>
+        <w:jc w:val="both"/>
+        <w:rPr>
+          <w:rFonts w:ascii="Calibri" w:hAnsi="Calibri"/>
+        </w:rPr>
+      </w:pPr>
+      <w:r>
+        <w:rPr>
+          <w:rFonts w:ascii="Calibri" w:hAnsi="Calibri"/>
+        </w:rPr>
+        <w:t xml:space="preserve">Scrum es la opción más pertinente porque: (1) permite incorporar en </w:t>
+      </w:r>
+      <w:proofErr w:type="spellStart"/>
+      <w:r>
+        <w:rPr>
+          <w:rFonts w:ascii="Calibri" w:hAnsi="Calibri"/>
+        </w:rPr>
+        <w:t>sprints</w:t>
+      </w:r>
+      <w:proofErr w:type="spellEnd"/>
+      <w:r>
+        <w:rPr>
+          <w:rFonts w:ascii="Calibri" w:hAnsi="Calibri"/>
+        </w:rPr>
+        <w:t xml:space="preserve"> sucesivos la información que UltraPort sigue entregando de forma progresiva; (2) el propio </w:t>
+      </w:r>
+      <w:proofErr w:type="gramStart"/>
+      <w:r>
+        <w:rPr>
+          <w:rFonts w:ascii="Calibri" w:hAnsi="Calibri"/>
+        </w:rPr>
+        <w:t>sponsor</w:t>
+      </w:r>
+      <w:proofErr w:type="gramEnd"/>
+      <w:r>
+        <w:rPr>
+          <w:rFonts w:ascii="Calibri" w:hAnsi="Calibri"/>
+        </w:rPr>
+        <w:t xml:space="preserve"> (Enzo Vadillo) advirtió que el alcance probablemente requiera más de una iteración — exactamente el modelo incremental de Scrum; y (3) el equipo ya cuenta con la certificación SCRUM-ITF, reduciendo la curva de adopción.</w:t>
+      </w:r>
+    </w:p>
+    <w:p>
+      <w:pPr>
+        <w:jc w:val="both"/>
+        <w:rPr>
+          <w:rFonts w:ascii="Calibri" w:hAnsi="Calibri"/>
+        </w:rPr>
+      </w:pPr>
+      <w:r>
+        <w:rPr>
+          <w:rFonts w:ascii="Calibri" w:hAnsi="Calibri"/>
+        </w:rPr>
+        <w:t xml:space="preserve">El proyecto se abordará bajo un enfoque ágil (Scrum) El trabajo se organizará en </w:t>
+      </w:r>
+      <w:proofErr w:type="spellStart"/>
+      <w:r>
+        <w:rPr>
+          <w:rFonts w:ascii="Calibri" w:hAnsi="Calibri"/>
+        </w:rPr>
+        <w:t>sprints</w:t>
+      </w:r>
+      <w:proofErr w:type="spellEnd"/>
+      <w:r>
+        <w:rPr>
+          <w:rFonts w:ascii="Calibri" w:hAnsi="Calibri"/>
+        </w:rPr>
+        <w:t xml:space="preserve"> alineados a las semanas de CAPSTONE, partiendo por el levantamiento y formalización de requisitos (ya iniciado mediante reuniones con el mandante y un documento ERS basado en el estándar IEEE 830), seguido del diseño de la arquitectura y modelo de datos, el desarrollo iterativo del backend de integración con INVGATE, y finalmente las pruebas, documentación y preparación de la presentación final.</w:t>
+      </w:r>
+    </w:p>
+    <w:p>
+      <w:pPr>
+        <w:jc w:val="both"/>
+        <w:rPr>
+          <w:rFonts w:ascii="Calibri" w:hAnsi="Calibri"/>
+        </w:rPr>
+      </w:pPr>
+      <w:r>
+        <w:rPr>
+          <w:rFonts w:ascii="Calibri" w:hAnsi="Calibri"/>
+        </w:rPr>
+        <w:t>Roles</w:t>
+      </w:r>
+      <w:r>
+        <w:rPr>
+          <w:rFonts w:ascii="Calibri" w:hAnsi="Calibri"/>
+        </w:rPr>
+        <w:t xml:space="preserve"> </w:t>
+      </w:r>
+      <w:r>
+        <w:rPr>
+          <w:rFonts w:ascii="Calibri" w:hAnsi="Calibri"/>
+        </w:rPr>
+        <w:t xml:space="preserve">y responsabilidades del equipo: </w:t>
+      </w:r>
+      <w:r>
+        <w:rPr>
+          <w:rFonts w:ascii="Calibri" w:hAnsi="Calibri"/>
+        </w:rPr>
+        <w:br/>
+        <w:t xml:space="preserve">Rodrigo: </w:t>
+      </w:r>
+      <w:r>
+        <w:rPr>
+          <w:rFonts w:ascii="Calibri" w:hAnsi="Calibri"/>
+        </w:rPr>
+        <w:t>Gestión del Product Backlog, documentación normativa (Ley 21.663), coordinación con UltraPort, facilitación de Sprint</w:t>
+      </w:r>
+      <w:r>
+        <w:rPr>
+          <w:rFonts w:ascii="Calibri" w:hAnsi="Calibri"/>
+        </w:rPr>
+        <w:br/>
+        <w:t xml:space="preserve">Benjamín: </w:t>
+      </w:r>
+      <w:r>
+        <w:rPr>
+          <w:rFonts w:ascii="Calibri" w:hAnsi="Calibri"/>
+        </w:rPr>
+        <w:t>Desarrollo backend: integración API INVGATE</w:t>
+      </w:r>
+      <w:r>
+        <w:rPr>
+          <w:rFonts w:ascii="Calibri" w:hAnsi="Calibri"/>
+        </w:rPr>
+        <w:t xml:space="preserve"> y</w:t>
+      </w:r>
+      <w:r>
+        <w:rPr>
+          <w:rFonts w:ascii="Calibri" w:hAnsi="Calibri"/>
+        </w:rPr>
+        <w:t xml:space="preserve"> temporizadores</w:t>
+      </w:r>
+    </w:p>
+    <w:p>
+      <w:pPr>
         <w:rPr>
           <w:b/>
           <w:sz w:val="24"/>
-          <w:szCs w:val="24"/>
         </w:rPr>
       </w:pPr>
+      <w:r>
+        <w:rPr>
+          <w:rFonts w:ascii="Calibri" w:hAnsi="Calibri"/>
+        </w:rPr>
+        <w:t>Ambos: crear y revisar flujos de comunicación,</w:t>
+      </w:r>
+      <w:r>
+        <w:t xml:space="preserve"> </w:t>
+      </w:r>
+      <w:r>
+        <w:rPr>
+          <w:rFonts w:ascii="Calibri" w:hAnsi="Calibri"/>
+        </w:rPr>
+        <w:t>Diseño de arquitectura, pruebas, retrospectivas</w:t>
+      </w:r>
+      <w:r>
+        <w:rPr>
+          <w:rFonts w:ascii="Calibri" w:hAnsi="Calibri"/>
+        </w:rPr>
+        <w:t xml:space="preserve"> y </w:t>
+      </w:r>
+      <w:r>
+        <w:rPr>
+          <w:rFonts w:ascii="Calibri" w:hAnsi="Calibri"/>
+        </w:rPr>
+        <w:t>presentaciones</w:t>
+      </w:r>
     </w:p>
-    <w:tbl>
-      <w:tblPr>
-        <w:tblStyle w:val="Tablaconcuadrcula"/>
-        <w:tblW w:w="9498" w:type="dxa"/>
-        <w:tblInd w:w="-714" w:type="dxa"/>
-        <w:tblBorders>
-          <w:top w:val="single" w:sz="4" w:space="0" w:color="BFBFBF" w:themeColor="background1" w:themeShade="BF"/>
-          <w:left w:val="single" w:sz="4" w:space="0" w:color="BFBFBF" w:themeColor="background1" w:themeShade="BF"/>
-          <w:bottom w:val="single" w:sz="4" w:space="0" w:color="BFBFBF" w:themeColor="background1" w:themeShade="BF"/>
-          <w:right w:val="single" w:sz="4" w:space="0" w:color="BFBFBF" w:themeColor="background1" w:themeShade="BF"/>
-          <w:insideH w:val="single" w:sz="4" w:space="0" w:color="BFBFBF" w:themeColor="background1" w:themeShade="BF"/>
-          <w:insideV w:val="single" w:sz="4" w:space="0" w:color="BFBFBF" w:themeColor="background1" w:themeShade="BF"/>
-        </w:tblBorders>
-        <w:tblLook w:val="04A0" w:firstRow="1" w:lastRow="0" w:firstColumn="1" w:lastColumn="0" w:noHBand="0" w:noVBand="1"/>
-      </w:tblPr>
-      <w:tblGrid>
-        <w:gridCol w:w="9498"/>
-      </w:tblGrid>
-      <w:tr>
-        <w:tc>
-          <w:tcPr>
-            <w:tcW w:w="9498" w:type="dxa"/>
-          </w:tcPr>
-          <w:p>
-            <w:pPr>
-              <w:jc w:val="center"/>
-              <w:rPr>
-                <w:rFonts w:ascii="Calibri" w:hAnsi="Calibri"/>
-                <w:color w:val="1F3864" w:themeColor="accent1" w:themeShade="80"/>
-              </w:rPr>
-            </w:pPr>
-            <w:r>
-              <w:rPr>
-                <w:rFonts w:ascii="Calibri" w:hAnsi="Calibri"/>
-                <w:color w:val="1F3864" w:themeColor="accent1" w:themeShade="80"/>
-              </w:rPr>
-              <w:t xml:space="preserve">Descripción </w:t>
-            </w:r>
-            <w:r>
-              <w:rPr>
-                <w:rFonts w:ascii="Calibri" w:hAnsi="Calibri"/>
-                <w:color w:val="1F3864" w:themeColor="accent1" w:themeShade="80"/>
-              </w:rPr>
-              <w:t xml:space="preserve">de la </w:t>
-            </w:r>
-            <w:r>
-              <w:rPr>
-                <w:rFonts w:ascii="Calibri" w:hAnsi="Calibri"/>
-                <w:color w:val="1F3864" w:themeColor="accent1" w:themeShade="80"/>
-              </w:rPr>
-              <w:t>Metodología</w:t>
-            </w:r>
-          </w:p>
-        </w:tc>
-      </w:tr>
-      <w:tr>
-        <w:trPr>
-          <w:trHeight w:val="1920"/>
-        </w:trPr>
-        <w:tc>
-          <w:tcPr>
-            <w:tcW w:w="9498" w:type="dxa"/>
-          </w:tcPr>
-          <w:p>
-            <w:pPr>
-              <w:jc w:val="both"/>
-              <w:rPr>
-                <w:rFonts w:ascii="Calibri" w:hAnsi="Calibri" w:cs="Arial"/>
-                <w:i/>
-                <w:color w:val="548DD4"/>
-                <w:sz w:val="20"/>
-                <w:szCs w:val="20"/>
-                <w:lang w:eastAsia="es-CL"/>
-              </w:rPr>
-            </w:pPr>
-            <w:r>
-              <w:rPr>
-                <w:rFonts w:ascii="Calibri" w:hAnsi="Calibri" w:cs="Arial"/>
-                <w:i/>
-                <w:color w:val="548DD4"/>
-                <w:sz w:val="20"/>
-                <w:szCs w:val="20"/>
-                <w:lang w:eastAsia="es-CL"/>
-              </w:rPr>
-              <w:t>Describe</w:t>
-            </w:r>
-            <w:r>
-              <w:rPr>
-                <w:rFonts w:ascii="Calibri" w:hAnsi="Calibri" w:cs="Arial"/>
-                <w:i/>
-                <w:color w:val="548DD4"/>
-                <w:sz w:val="20"/>
-                <w:szCs w:val="20"/>
-                <w:lang w:eastAsia="es-CL"/>
-              </w:rPr>
-              <w:t xml:space="preserve"> cómo abordará</w:t>
-            </w:r>
-            <w:r>
-              <w:rPr>
-                <w:rFonts w:ascii="Calibri" w:hAnsi="Calibri" w:cs="Arial"/>
-                <w:i/>
-                <w:color w:val="548DD4"/>
-                <w:sz w:val="20"/>
-                <w:szCs w:val="20"/>
-                <w:lang w:eastAsia="es-CL"/>
-              </w:rPr>
-              <w:t>s</w:t>
-            </w:r>
-            <w:r>
-              <w:rPr>
-                <w:rFonts w:ascii="Calibri" w:hAnsi="Calibri" w:cs="Arial"/>
-                <w:i/>
-                <w:color w:val="548DD4"/>
-                <w:sz w:val="20"/>
-                <w:szCs w:val="20"/>
-                <w:lang w:eastAsia="es-CL"/>
-              </w:rPr>
-              <w:t xml:space="preserve"> </w:t>
-            </w:r>
-            <w:r>
-              <w:rPr>
-                <w:rFonts w:ascii="Calibri" w:hAnsi="Calibri" w:cs="Arial"/>
-                <w:i/>
-                <w:color w:val="548DD4"/>
-                <w:sz w:val="20"/>
-                <w:szCs w:val="20"/>
-                <w:lang w:eastAsia="es-CL"/>
-              </w:rPr>
-              <w:t>el</w:t>
-            </w:r>
-            <w:r>
-              <w:rPr>
-                <w:rFonts w:ascii="Calibri" w:hAnsi="Calibri" w:cs="Arial"/>
-                <w:i/>
-                <w:color w:val="548DD4"/>
-                <w:sz w:val="20"/>
-                <w:szCs w:val="20"/>
-                <w:lang w:eastAsia="es-CL"/>
-              </w:rPr>
-              <w:t xml:space="preserve"> problema o </w:t>
-            </w:r>
-            <w:r>
-              <w:rPr>
-                <w:rFonts w:ascii="Calibri" w:hAnsi="Calibri" w:cs="Arial"/>
-                <w:i/>
-                <w:color w:val="548DD4"/>
-                <w:sz w:val="20"/>
-                <w:szCs w:val="20"/>
-                <w:lang w:eastAsia="es-CL"/>
-              </w:rPr>
-              <w:t>situación</w:t>
-            </w:r>
-            <w:r>
-              <w:rPr>
-                <w:rFonts w:ascii="Calibri" w:hAnsi="Calibri" w:cs="Arial"/>
-                <w:i/>
-                <w:color w:val="548DD4"/>
-                <w:sz w:val="20"/>
-                <w:szCs w:val="20"/>
-                <w:lang w:eastAsia="es-CL"/>
-              </w:rPr>
-              <w:t xml:space="preserve"> que</w:t>
-            </w:r>
-            <w:r>
-              <w:rPr>
-                <w:rFonts w:ascii="Calibri" w:hAnsi="Calibri" w:cs="Arial"/>
-                <w:i/>
-                <w:color w:val="548DD4"/>
-                <w:sz w:val="20"/>
-                <w:szCs w:val="20"/>
-                <w:lang w:eastAsia="es-CL"/>
-              </w:rPr>
-              <w:t xml:space="preserve"> se</w:t>
-            </w:r>
-            <w:r>
-              <w:rPr>
-                <w:rFonts w:ascii="Calibri" w:hAnsi="Calibri" w:cs="Arial"/>
-                <w:i/>
-                <w:color w:val="548DD4"/>
-                <w:sz w:val="20"/>
-                <w:szCs w:val="20"/>
-                <w:lang w:eastAsia="es-CL"/>
-              </w:rPr>
-              <w:t xml:space="preserve"> identific</w:t>
-            </w:r>
-            <w:r>
-              <w:rPr>
-                <w:rFonts w:ascii="Calibri" w:hAnsi="Calibri" w:cs="Arial"/>
-                <w:i/>
-                <w:color w:val="548DD4"/>
-                <w:sz w:val="20"/>
-                <w:szCs w:val="20"/>
-                <w:lang w:eastAsia="es-CL"/>
-              </w:rPr>
-              <w:t>ó anteriormente</w:t>
-            </w:r>
-            <w:r>
-              <w:rPr>
-                <w:rFonts w:ascii="Calibri" w:hAnsi="Calibri" w:cs="Arial"/>
-                <w:i/>
-                <w:color w:val="548DD4"/>
-                <w:sz w:val="20"/>
-                <w:szCs w:val="20"/>
-                <w:lang w:eastAsia="es-CL"/>
-              </w:rPr>
-              <w:t>, señalando</w:t>
-            </w:r>
-            <w:r>
-              <w:rPr>
-                <w:rFonts w:ascii="Calibri" w:hAnsi="Calibri" w:cs="Arial"/>
-                <w:i/>
-                <w:color w:val="548DD4"/>
-                <w:sz w:val="20"/>
-                <w:szCs w:val="20"/>
-                <w:lang w:eastAsia="es-CL"/>
-              </w:rPr>
-              <w:t xml:space="preserve"> </w:t>
-            </w:r>
-            <w:r>
-              <w:rPr>
-                <w:rFonts w:ascii="Calibri" w:hAnsi="Calibri" w:cs="Arial"/>
-                <w:i/>
-                <w:color w:val="548DD4"/>
-                <w:sz w:val="20"/>
-                <w:szCs w:val="20"/>
-                <w:lang w:eastAsia="es-CL"/>
-              </w:rPr>
-              <w:t>l</w:t>
-            </w:r>
-            <w:r>
-              <w:rPr>
-                <w:rFonts w:ascii="Calibri" w:hAnsi="Calibri" w:cs="Arial"/>
-                <w:i/>
-                <w:color w:val="548DD4"/>
-                <w:sz w:val="20"/>
-                <w:szCs w:val="20"/>
-                <w:lang w:eastAsia="es-CL"/>
-              </w:rPr>
-              <w:t>a</w:t>
-            </w:r>
-            <w:r>
-              <w:rPr>
-                <w:rFonts w:ascii="Calibri" w:hAnsi="Calibri" w:cs="Arial"/>
-                <w:i/>
-                <w:color w:val="548DD4"/>
-                <w:sz w:val="20"/>
-                <w:szCs w:val="20"/>
-                <w:lang w:eastAsia="es-CL"/>
-              </w:rPr>
-              <w:t xml:space="preserve"> </w:t>
-            </w:r>
-            <w:r>
-              <w:rPr>
-                <w:rFonts w:ascii="Calibri" w:hAnsi="Calibri" w:cs="Arial"/>
-                <w:i/>
-                <w:color w:val="548DD4"/>
-                <w:sz w:val="20"/>
-                <w:szCs w:val="20"/>
-                <w:lang w:eastAsia="es-CL"/>
-              </w:rPr>
-              <w:t xml:space="preserve">metodología que se utilizará </w:t>
-            </w:r>
-            <w:r>
-              <w:rPr>
-                <w:rFonts w:ascii="Calibri" w:hAnsi="Calibri" w:cs="Arial"/>
-                <w:i/>
-                <w:color w:val="548DD4"/>
-                <w:sz w:val="20"/>
-                <w:szCs w:val="20"/>
-                <w:lang w:eastAsia="es-CL"/>
-              </w:rPr>
-              <w:t xml:space="preserve">para cumplir con tu objetivo. </w:t>
-            </w:r>
-          </w:p>
-          <w:p>
-            <w:pPr>
-              <w:jc w:val="both"/>
-              <w:rPr>
-                <w:rFonts w:ascii="Calibri" w:hAnsi="Calibri"/>
-              </w:rPr>
-            </w:pPr>
-            <w:r>
-              <w:rPr>
-                <w:rFonts w:ascii="Calibri" w:hAnsi="Calibri" w:cs="Arial"/>
-                <w:i/>
-                <w:color w:val="548DD4"/>
-                <w:sz w:val="20"/>
-                <w:szCs w:val="20"/>
-                <w:lang w:eastAsia="es-CL"/>
-              </w:rPr>
-              <w:t>Cuando el proyecto a desarrollar es grupal, es necesario incorporar la definición de las funciones, tareas y responsabilidades asociadas a cada integrante del equipo.</w:t>
-            </w:r>
-            <w:r>
-              <w:rPr>
-                <w:rFonts w:ascii="Calibri" w:hAnsi="Calibri" w:cs="Arial"/>
-                <w:i/>
-                <w:color w:val="548DD4"/>
-                <w:sz w:val="20"/>
-                <w:szCs w:val="20"/>
-                <w:lang w:eastAsia="es-CL"/>
-              </w:rPr>
-              <w:br/>
-            </w:r>
-            <w:r>
-              <w:rPr>
-                <w:rFonts w:ascii="Calibri" w:hAnsi="Calibri"/>
-              </w:rPr>
-              <w:t xml:space="preserve">Se descarta el enfoque Tradicional (SDLC) porque exige un volumen alto de documentación formal </w:t>
-            </w:r>
-            <w:proofErr w:type="spellStart"/>
-            <w:r>
-              <w:rPr>
-                <w:rFonts w:ascii="Calibri" w:hAnsi="Calibri"/>
-              </w:rPr>
-              <w:t>upfront</w:t>
-            </w:r>
-            <w:proofErr w:type="spellEnd"/>
-            <w:r>
-              <w:rPr>
-                <w:rFonts w:ascii="Calibri" w:hAnsi="Calibri"/>
-              </w:rPr>
-              <w:t xml:space="preserve"> (Acta de Constitución, EDT, Matriz RACI, Matriz de Riesgos) antes de iniciar desarrollo, lo cual no calza con un proyecto donde los requisitos aún están evolucionando — cada reunión con UltraPort ha revelado nueva información técnica (</w:t>
-            </w:r>
-            <w:proofErr w:type="spellStart"/>
-            <w:r>
-              <w:rPr>
-                <w:rFonts w:ascii="Calibri" w:hAnsi="Calibri"/>
-              </w:rPr>
-              <w:t>stack</w:t>
-            </w:r>
-            <w:proofErr w:type="spellEnd"/>
-            <w:r>
-              <w:rPr>
-                <w:rFonts w:ascii="Calibri" w:hAnsi="Calibri"/>
-              </w:rPr>
-              <w:t xml:space="preserve">, alcance de consumo de INVGATE, restricciones de despliegue). RUP comparte ese mismo problema de carga documental. Design </w:t>
-            </w:r>
-            <w:proofErr w:type="spellStart"/>
-            <w:r>
-              <w:rPr>
-                <w:rFonts w:ascii="Calibri" w:hAnsi="Calibri"/>
-              </w:rPr>
-              <w:t>Thinking</w:t>
-            </w:r>
-            <w:proofErr w:type="spellEnd"/>
-            <w:r>
-              <w:rPr>
-                <w:rFonts w:ascii="Calibri" w:hAnsi="Calibri"/>
-              </w:rPr>
-              <w:t xml:space="preserve"> está orientado a proyectos centrados en empatía con el usuario final y prototipado divergente, lo cual no aplica a un sistema de integración backend gobernado por requisitos normativos.</w:t>
-            </w:r>
-          </w:p>
-          <w:p>
-            <w:pPr>
-              <w:jc w:val="both"/>
-              <w:rPr>
-                <w:rFonts w:ascii="Calibri" w:hAnsi="Calibri"/>
-              </w:rPr>
-            </w:pPr>
-            <w:r>
-              <w:rPr>
-                <w:rFonts w:ascii="Calibri" w:hAnsi="Calibri"/>
-              </w:rPr>
-              <w:t xml:space="preserve">Scrum es la opción más pertinente porque: (1) permite incorporar en </w:t>
-            </w:r>
-            <w:proofErr w:type="spellStart"/>
-            <w:r>
-              <w:rPr>
-                <w:rFonts w:ascii="Calibri" w:hAnsi="Calibri"/>
-              </w:rPr>
-              <w:t>sprints</w:t>
-            </w:r>
-            <w:proofErr w:type="spellEnd"/>
-            <w:r>
-              <w:rPr>
-                <w:rFonts w:ascii="Calibri" w:hAnsi="Calibri"/>
-              </w:rPr>
-              <w:t xml:space="preserve"> sucesivos la información que UltraPort sigue entregando de forma progresiva; (2) el propio </w:t>
-            </w:r>
-            <w:proofErr w:type="gramStart"/>
-            <w:r>
-              <w:rPr>
-                <w:rFonts w:ascii="Calibri" w:hAnsi="Calibri"/>
-              </w:rPr>
-              <w:t>sponsor</w:t>
-            </w:r>
-            <w:proofErr w:type="gramEnd"/>
-            <w:r>
-              <w:rPr>
-                <w:rFonts w:ascii="Calibri" w:hAnsi="Calibri"/>
-              </w:rPr>
-              <w:t xml:space="preserve"> (Enzo Vadillo) advirtió que el alcance probablemente requiera más de una iteración — exactamente el modelo incremental de Scrum; y (3) el equipo ya cuenta con la certificación SCRUM-ITF, reduciendo la curva de adopción.</w:t>
-            </w:r>
-          </w:p>
-          <w:p>
-            <w:pPr>
-              <w:jc w:val="both"/>
-              <w:rPr>
-                <w:rFonts w:ascii="Calibri" w:hAnsi="Calibri"/>
-              </w:rPr>
-            </w:pPr>
-            <w:r>
-              <w:rPr>
-                <w:rFonts w:ascii="Calibri" w:hAnsi="Calibri"/>
-              </w:rPr>
-              <w:t xml:space="preserve">El proyecto se abordará bajo un enfoque ágil (Scrum) El trabajo se organizará en </w:t>
-            </w:r>
-            <w:proofErr w:type="spellStart"/>
-            <w:r>
-              <w:rPr>
-                <w:rFonts w:ascii="Calibri" w:hAnsi="Calibri"/>
-              </w:rPr>
-              <w:t>sprints</w:t>
-            </w:r>
-            <w:proofErr w:type="spellEnd"/>
-            <w:r>
-              <w:rPr>
-                <w:rFonts w:ascii="Calibri" w:hAnsi="Calibri"/>
-              </w:rPr>
-              <w:t xml:space="preserve"> alineados a las semanas de CAPSTONE, partiendo por el levantamiento y formalización de requisitos (ya iniciado mediante reuniones con el mandante y un documento ERS basado en el estándar IEEE 830), seguido del diseño de la arquitectura y modelo de datos, el desarrollo iterativo del backend de integración con INVGATE, y finalmente las pruebas, documentación y preparación de la presentación final.</w:t>
-            </w:r>
-          </w:p>
-          <w:p>
-            <w:pPr>
-              <w:jc w:val="both"/>
-              <w:rPr>
-                <w:rFonts w:ascii="Calibri" w:hAnsi="Calibri"/>
-              </w:rPr>
-            </w:pPr>
-            <w:r>
-              <w:rPr>
-                <w:rFonts w:ascii="Calibri" w:hAnsi="Calibri"/>
-              </w:rPr>
-              <w:t xml:space="preserve">Roles y responsabilidades del equipo: </w:t>
-            </w:r>
-            <w:r>
-              <w:rPr>
-                <w:rFonts w:ascii="Calibri" w:hAnsi="Calibri"/>
-              </w:rPr>
-              <w:br/>
-              <w:t xml:space="preserve">Rodrigo: </w:t>
-            </w:r>
-            <w:r>
-              <w:rPr>
-                <w:rFonts w:ascii="Calibri" w:hAnsi="Calibri"/>
-              </w:rPr>
-              <w:t xml:space="preserve">Gestión del Product Backlog, documentación normativa (Ley 21.663), coordinación con UltraPort, facilitación de </w:t>
-            </w:r>
-            <w:r>
-              <w:rPr>
-                <w:rFonts w:ascii="Calibri" w:hAnsi="Calibri"/>
-              </w:rPr>
-              <w:t>Sprint</w:t>
-            </w:r>
-            <w:r>
-              <w:rPr>
-                <w:rFonts w:ascii="Calibri" w:hAnsi="Calibri"/>
-              </w:rPr>
-              <w:br/>
-              <w:t xml:space="preserve">Benjamín: </w:t>
-            </w:r>
-            <w:r>
-              <w:rPr>
-                <w:rFonts w:ascii="Calibri" w:hAnsi="Calibri"/>
-              </w:rPr>
-              <w:t>Desarrollo backend: integración API INVGATE</w:t>
-            </w:r>
-            <w:r>
-              <w:rPr>
-                <w:rFonts w:ascii="Calibri" w:hAnsi="Calibri"/>
-              </w:rPr>
-              <w:t xml:space="preserve"> y</w:t>
-            </w:r>
-            <w:r>
-              <w:rPr>
-                <w:rFonts w:ascii="Calibri" w:hAnsi="Calibri"/>
-              </w:rPr>
-              <w:t xml:space="preserve"> temporizadores</w:t>
-            </w:r>
-          </w:p>
-          <w:p>
-            <w:pPr>
-              <w:jc w:val="both"/>
-              <w:rPr>
-                <w:rFonts w:ascii="Calibri" w:hAnsi="Calibri" w:cs="Arial"/>
-                <w:iCs/>
-                <w:color w:val="FF0000"/>
-                <w:sz w:val="18"/>
-                <w:szCs w:val="20"/>
-                <w:lang w:eastAsia="es-CL"/>
-              </w:rPr>
-            </w:pPr>
-            <w:r>
-              <w:rPr>
-                <w:rFonts w:ascii="Calibri" w:hAnsi="Calibri"/>
-              </w:rPr>
-              <w:t>Ambos</w:t>
-            </w:r>
-            <w:r>
-              <w:rPr>
-                <w:rFonts w:ascii="Calibri" w:hAnsi="Calibri"/>
-              </w:rPr>
-              <w:t>: crear y revisar flujos de comunicación,</w:t>
-            </w:r>
-            <w:r>
-              <w:t xml:space="preserve"> </w:t>
-            </w:r>
-            <w:r>
-              <w:rPr>
-                <w:rFonts w:ascii="Calibri" w:hAnsi="Calibri"/>
-              </w:rPr>
-              <w:t>Diseño de arquitectura, pruebas, retrospectivas</w:t>
-            </w:r>
-            <w:r>
-              <w:rPr>
-                <w:rFonts w:ascii="Calibri" w:hAnsi="Calibri"/>
-              </w:rPr>
-              <w:t xml:space="preserve"> y </w:t>
-            </w:r>
-            <w:r>
-              <w:rPr>
-                <w:rFonts w:ascii="Calibri" w:hAnsi="Calibri"/>
-              </w:rPr>
-              <w:t>presentaciones</w:t>
-            </w:r>
-            <w:r>
-              <w:rPr>
-                <w:rFonts w:ascii="Calibri" w:hAnsi="Calibri"/>
-              </w:rPr>
-              <w:t xml:space="preserve"> </w:t>
-            </w:r>
-          </w:p>
-        </w:tc>
-      </w:tr>
-    </w:tbl>
     <w:p>
       <w:pPr>
-        <w:spacing w:after="0" w:line="360" w:lineRule="auto"/>
-        <w:jc w:val="both"/>
         <w:rPr>
           <w:b/>
           <w:sz w:val="24"/>
-          <w:szCs w:val="24"/>
         </w:rPr>
       </w:pPr>
     </w:p>
     <w:p>
       <w:pPr>
-        <w:spacing w:after="0" w:line="240" w:lineRule="auto"/>
         <w:rPr>
           <w:b/>
           <w:sz w:val="24"/>
-          <w:szCs w:val="24"/>
         </w:rPr>
       </w:pPr>
+    </w:p>
+    <w:p>
+      <w:pPr>
+        <w:rPr>
+          <w:b/>
+          <w:sz w:val="24"/>
+        </w:rPr>
+      </w:pPr>
+    </w:p>
+    <w:p>
+      <w:pPr>
+        <w:rPr>
+          <w:b/>
+          <w:sz w:val="24"/>
+        </w:rPr>
+      </w:pPr>
+    </w:p>
+    <w:p>
+      <w:pPr>
+        <w:rPr>
+          <w:b/>
+          <w:sz w:val="24"/>
+        </w:rPr>
+      </w:pPr>
+    </w:p>
+    <w:p>
       <w:r>
         <w:rPr>
           <w:b/>
           <w:sz w:val="24"/>
-          <w:szCs w:val="24"/>
         </w:rPr>
-        <w:br w:type="page"/>
+        <w:t>5.1. Requisitos específicos</w:t>
+      </w:r>
+    </w:p>
+    <w:p>
+      <w:r>
+        <w:t>A partir de la Especificación de Requisitos de Software (ERS) versión 1.1, se consolidan los requisitos funcionales y no funcionales que sirven como base para la definición del Product Backlog. La ERS establece 16 requisitos funcionales (RF-01 a RF-16) y 9 requisitos no funcionales (RNF-01 a RNF-09), incorporando además las restricciones y puntos pendientes de validación con UltraPort.</w:t>
+      </w:r>
+    </w:p>
+    <w:tbl>
+      <w:tblPr>
+        <w:tblW w:w="0" w:type="auto"/>
+        <w:jc w:val="center"/>
+        <w:tblLook w:val="04A0" w:firstRow="1" w:lastRow="0" w:firstColumn="1" w:lastColumn="0" w:noHBand="0" w:noVBand="1"/>
+      </w:tblPr>
+      <w:tblGrid>
+        <w:gridCol w:w="4238"/>
+        <w:gridCol w:w="4266"/>
+      </w:tblGrid>
+      <w:tr>
+        <w:trPr>
+          <w:jc w:val="center"/>
+        </w:trPr>
+        <w:tc>
+          <w:tcPr>
+            <w:tcW w:w="4320" w:type="dxa"/>
+            <w:shd w:val="clear" w:color="auto" w:fill="D9EAF7"/>
+            <w:vAlign w:val="center"/>
+          </w:tcPr>
+          <w:p>
+            <w:r>
+              <w:rPr>
+                <w:b/>
+                <w:sz w:val="17"/>
+              </w:rPr>
+              <w:lastRenderedPageBreak/>
+              <w:t>ID</w:t>
+            </w:r>
+          </w:p>
+        </w:tc>
+        <w:tc>
+          <w:tcPr>
+            <w:tcW w:w="4320" w:type="dxa"/>
+            <w:shd w:val="clear" w:color="auto" w:fill="D9EAF7"/>
+            <w:vAlign w:val="center"/>
+          </w:tcPr>
+          <w:p>
+            <w:r>
+              <w:rPr>
+                <w:b/>
+                <w:sz w:val="17"/>
+              </w:rPr>
+              <w:t>Requisito funcional</w:t>
+            </w:r>
+          </w:p>
+        </w:tc>
+      </w:tr>
+      <w:tr>
+        <w:trPr>
+          <w:jc w:val="center"/>
+        </w:trPr>
+        <w:tc>
+          <w:tcPr>
+            <w:tcW w:w="4320" w:type="dxa"/>
+            <w:vAlign w:val="center"/>
+          </w:tcPr>
+          <w:p>
+            <w:r>
+              <w:rPr>
+                <w:sz w:val="16"/>
+              </w:rPr>
+              <w:t>RF-01</w:t>
+            </w:r>
+          </w:p>
+        </w:tc>
+        <w:tc>
+          <w:tcPr>
+            <w:tcW w:w="4320" w:type="dxa"/>
+            <w:vAlign w:val="center"/>
+          </w:tcPr>
+          <w:p>
+            <w:r>
+              <w:rPr>
+                <w:sz w:val="16"/>
+              </w:rPr>
+              <w:t>El sistema debe generar o registrar un ticket en INVGATE para cada incidente de seguridad de la información detectado, a partir de las categorías ya existentes del portal de autoservicio (alerta SIEM, auditoría de cuentas, detección de phishing, bloqueo de puertos, revisión/investigación de vulnerabilidades, acceso a páginas bloqueadas).</w:t>
+            </w:r>
+          </w:p>
+        </w:tc>
+      </w:tr>
+      <w:tr>
+        <w:trPr>
+          <w:jc w:val="center"/>
+        </w:trPr>
+        <w:tc>
+          <w:tcPr>
+            <w:tcW w:w="4320" w:type="dxa"/>
+            <w:vAlign w:val="center"/>
+          </w:tcPr>
+          <w:p>
+            <w:r>
+              <w:rPr>
+                <w:sz w:val="16"/>
+              </w:rPr>
+              <w:t>RF-02</w:t>
+            </w:r>
+          </w:p>
+        </w:tc>
+        <w:tc>
+          <w:tcPr>
+            <w:tcW w:w="4320" w:type="dxa"/>
+            <w:vAlign w:val="center"/>
+          </w:tcPr>
+          <w:p>
+            <w:r>
+              <w:rPr>
+                <w:sz w:val="16"/>
+              </w:rPr>
+              <w:t>El sistema debe notificar automáticamente a los tres responsables designados (Enzo Vadillo, Gonzalo Crosier y un tercer delegado por confirmar) apenas se crea un ticket de este tipo.</w:t>
+            </w:r>
+          </w:p>
+        </w:tc>
+      </w:tr>
+      <w:tr>
+        <w:trPr>
+          <w:jc w:val="center"/>
+        </w:trPr>
+        <w:tc>
+          <w:tcPr>
+            <w:tcW w:w="4320" w:type="dxa"/>
+            <w:vAlign w:val="center"/>
+          </w:tcPr>
+          <w:p>
+            <w:r>
+              <w:rPr>
+                <w:sz w:val="16"/>
+              </w:rPr>
+              <w:t>RF-03</w:t>
+            </w:r>
+          </w:p>
+        </w:tc>
+        <w:tc>
+          <w:tcPr>
+            <w:tcW w:w="4320" w:type="dxa"/>
+            <w:vAlign w:val="center"/>
+          </w:tcPr>
+          <w:p>
+            <w:r>
+              <w:rPr>
+                <w:sz w:val="16"/>
+              </w:rPr>
+              <w:t>El sistema debe permitir que uno de los tres responsables apruebe y gatille el envío del aviso formal a la ANCI directamente desde el ticket.</w:t>
+            </w:r>
+          </w:p>
+        </w:tc>
+      </w:tr>
+      <w:tr>
+        <w:trPr>
+          <w:jc w:val="center"/>
+        </w:trPr>
+        <w:tc>
+          <w:tcPr>
+            <w:tcW w:w="4320" w:type="dxa"/>
+            <w:vAlign w:val="center"/>
+          </w:tcPr>
+          <w:p>
+            <w:r>
+              <w:rPr>
+                <w:sz w:val="16"/>
+              </w:rPr>
+              <w:t>RF-04</w:t>
+            </w:r>
+          </w:p>
+        </w:tc>
+        <w:tc>
+          <w:tcPr>
+            <w:tcW w:w="4320" w:type="dxa"/>
+            <w:vAlign w:val="center"/>
+          </w:tcPr>
+          <w:p>
+            <w:r>
+              <w:rPr>
+                <w:sz w:val="16"/>
+              </w:rPr>
+              <w:t>El sistema debe permitir descartar un ticket como falso positivo, deteniendo el flujo de notificación a la ANCI.</w:t>
+            </w:r>
+          </w:p>
+        </w:tc>
+      </w:tr>
+      <w:tr>
+        <w:trPr>
+          <w:jc w:val="center"/>
+        </w:trPr>
+        <w:tc>
+          <w:tcPr>
+            <w:tcW w:w="4320" w:type="dxa"/>
+            <w:vAlign w:val="center"/>
+          </w:tcPr>
+          <w:p>
+            <w:r>
+              <w:rPr>
+                <w:sz w:val="16"/>
+              </w:rPr>
+              <w:t>RF-05</w:t>
+            </w:r>
+          </w:p>
+        </w:tc>
+        <w:tc>
+          <w:tcPr>
+            <w:tcW w:w="4320" w:type="dxa"/>
+            <w:vAlign w:val="center"/>
+          </w:tcPr>
+          <w:p>
+            <w:r>
+              <w:rPr>
+                <w:sz w:val="16"/>
+              </w:rPr>
+              <w:t>El sistema debe registrar en el ticket la evidencia de que el aviso temprano (3h) fue enviado a la ANCI.</w:t>
+            </w:r>
+          </w:p>
+        </w:tc>
+      </w:tr>
+      <w:tr>
+        <w:trPr>
+          <w:jc w:val="center"/>
+        </w:trPr>
+        <w:tc>
+          <w:tcPr>
+            <w:tcW w:w="4320" w:type="dxa"/>
+            <w:vAlign w:val="center"/>
+          </w:tcPr>
+          <w:p>
+            <w:r>
+              <w:rPr>
+                <w:sz w:val="16"/>
+              </w:rPr>
+              <w:t>RF-06</w:t>
+            </w:r>
+          </w:p>
+        </w:tc>
+        <w:tc>
+          <w:tcPr>
+            <w:tcW w:w="4320" w:type="dxa"/>
+            <w:vAlign w:val="center"/>
+          </w:tcPr>
+          <w:p>
+            <w:r>
+              <w:rPr>
+                <w:sz w:val="16"/>
+              </w:rPr>
+              <w:t>El sistema debe registrar en el ticket la respuesta de la ANCI, incluyendo el ID o código de soporte asociado a la comunicación.</w:t>
+            </w:r>
+          </w:p>
+        </w:tc>
+      </w:tr>
+      <w:tr>
+        <w:trPr>
+          <w:jc w:val="center"/>
+        </w:trPr>
+        <w:tc>
+          <w:tcPr>
+            <w:tcW w:w="4320" w:type="dxa"/>
+            <w:vAlign w:val="center"/>
+          </w:tcPr>
+          <w:p>
+            <w:r>
+              <w:rPr>
+                <w:sz w:val="16"/>
+              </w:rPr>
+              <w:t>RF-07</w:t>
+            </w:r>
+          </w:p>
+        </w:tc>
+        <w:tc>
+          <w:tcPr>
+            <w:tcW w:w="4320" w:type="dxa"/>
+            <w:vAlign w:val="center"/>
+          </w:tcPr>
+          <w:p>
+            <w:r>
+              <w:rPr>
+                <w:sz w:val="16"/>
+              </w:rPr>
+              <w:t>El sistema debe detectar automáticamente cuándo corresponde generar el reporte de actualización (72 horas) y proponer un borrador basado en la información ya cargada en el ticket.</w:t>
+            </w:r>
+          </w:p>
+        </w:tc>
+      </w:tr>
+      <w:tr>
+        <w:trPr>
+          <w:jc w:val="center"/>
+        </w:trPr>
+        <w:tc>
+          <w:tcPr>
+            <w:tcW w:w="4320" w:type="dxa"/>
+            <w:vAlign w:val="center"/>
+          </w:tcPr>
+          <w:p>
+            <w:r>
+              <w:rPr>
+                <w:sz w:val="16"/>
+              </w:rPr>
+              <w:t>RF-08</w:t>
+            </w:r>
+          </w:p>
+        </w:tc>
+        <w:tc>
+          <w:tcPr>
+            <w:tcW w:w="4320" w:type="dxa"/>
+            <w:vAlign w:val="center"/>
+          </w:tcPr>
+          <w:p>
+            <w:r>
+              <w:rPr>
+                <w:sz w:val="16"/>
+              </w:rPr>
+              <w:t>El sistema debe almacenar el informe de actualización enviado y la respuesta correspondiente de la ANCI dentro del mismo ticket.</w:t>
+            </w:r>
+          </w:p>
+        </w:tc>
+      </w:tr>
+      <w:tr>
+        <w:trPr>
+          <w:jc w:val="center"/>
+        </w:trPr>
+        <w:tc>
+          <w:tcPr>
+            <w:tcW w:w="4320" w:type="dxa"/>
+            <w:vAlign w:val="center"/>
+          </w:tcPr>
+          <w:p>
+            <w:r>
+              <w:rPr>
+                <w:sz w:val="16"/>
+              </w:rPr>
+              <w:t>RF-09</w:t>
+            </w:r>
+          </w:p>
+        </w:tc>
+        <w:tc>
+          <w:tcPr>
+            <w:tcW w:w="4320" w:type="dxa"/>
+            <w:vAlign w:val="center"/>
+          </w:tcPr>
+          <w:p>
+            <w:r>
+              <w:rPr>
+                <w:sz w:val="16"/>
+              </w:rPr>
+              <w:t>El sistema debe generar el informe final de cierre (hasta 15 días corridos desde la alerta temprana) de forma análoga al informe de actualización, complementando lo ya redactado.</w:t>
+            </w:r>
+          </w:p>
+        </w:tc>
+      </w:tr>
+      <w:tr>
+        <w:trPr>
+          <w:jc w:val="center"/>
+        </w:trPr>
+        <w:tc>
+          <w:tcPr>
+            <w:tcW w:w="4320" w:type="dxa"/>
+            <w:vAlign w:val="center"/>
+          </w:tcPr>
+          <w:p>
+            <w:r>
+              <w:rPr>
+                <w:sz w:val="16"/>
+              </w:rPr>
+              <w:t>RF-10</w:t>
+            </w:r>
+          </w:p>
+        </w:tc>
+        <w:tc>
+          <w:tcPr>
+            <w:tcW w:w="4320" w:type="dxa"/>
+            <w:vAlign w:val="center"/>
+          </w:tcPr>
+          <w:p>
+            <w:r>
+              <w:rPr>
+                <w:sz w:val="16"/>
+              </w:rPr>
+              <w:t>El sistema debe interceptar correos entrantes de la propia ANCI y, si corresponden a un caso nuevo no reportado previamente, generar automáticamente un ticket.</w:t>
+            </w:r>
+          </w:p>
+        </w:tc>
+      </w:tr>
+      <w:tr>
+        <w:trPr>
+          <w:jc w:val="center"/>
+        </w:trPr>
+        <w:tc>
+          <w:tcPr>
+            <w:tcW w:w="4320" w:type="dxa"/>
+            <w:vAlign w:val="center"/>
+          </w:tcPr>
+          <w:p>
+            <w:r>
+              <w:rPr>
+                <w:sz w:val="16"/>
+              </w:rPr>
+              <w:t>RF-11</w:t>
+            </w:r>
+          </w:p>
+        </w:tc>
+        <w:tc>
+          <w:tcPr>
+            <w:tcW w:w="4320" w:type="dxa"/>
+            <w:vAlign w:val="center"/>
+          </w:tcPr>
+          <w:p>
+            <w:r>
+              <w:rPr>
+                <w:sz w:val="16"/>
+              </w:rPr>
+              <w:t>El sistema debe detectar correos entrantes de la ANCI que respondan a un caso ya abierto (vía ID de seguimiento) y complementar automáticamente la bitácora del ticket existente.</w:t>
+            </w:r>
+          </w:p>
+        </w:tc>
+      </w:tr>
+      <w:tr>
+        <w:trPr>
+          <w:jc w:val="center"/>
+        </w:trPr>
+        <w:tc>
+          <w:tcPr>
+            <w:tcW w:w="4320" w:type="dxa"/>
+            <w:vAlign w:val="center"/>
+          </w:tcPr>
+          <w:p>
+            <w:r>
+              <w:rPr>
+                <w:sz w:val="16"/>
+              </w:rPr>
+              <w:t>RF-12</w:t>
+            </w:r>
+          </w:p>
+        </w:tc>
+        <w:tc>
+          <w:tcPr>
+            <w:tcW w:w="4320" w:type="dxa"/>
+            <w:vAlign w:val="center"/>
+          </w:tcPr>
+          <w:p>
+            <w:r>
+              <w:rPr>
+                <w:sz w:val="16"/>
+              </w:rPr>
+              <w:t>El sistema debe incluir y exigir como mínimo los campos que dicta el reglamento de la Ley 21.663: fecha/hora de detección, tipo de incidente, activos afectados, evidencia/indicios (IoCs) e impacto/repercusiones preliminares.</w:t>
+            </w:r>
+          </w:p>
+        </w:tc>
+      </w:tr>
+      <w:tr>
+        <w:trPr>
+          <w:jc w:val="center"/>
+        </w:trPr>
+        <w:tc>
+          <w:tcPr>
+            <w:tcW w:w="4320" w:type="dxa"/>
+            <w:vAlign w:val="center"/>
+          </w:tcPr>
+          <w:p>
+            <w:r>
+              <w:rPr>
+                <w:sz w:val="16"/>
+              </w:rPr>
+              <w:t>RF-13</w:t>
+            </w:r>
+          </w:p>
+        </w:tc>
+        <w:tc>
+          <w:tcPr>
+            <w:tcW w:w="4320" w:type="dxa"/>
+            <w:vAlign w:val="center"/>
+          </w:tcPr>
+          <w:p>
+            <w:r>
+              <w:rPr>
+                <w:sz w:val="16"/>
+              </w:rPr>
+              <w:t>El sistema debe iniciar automáticamente el cronómetro SLA de 3 horas al ingresar un valor en el campo "Fecha/Hora de Detección", independiente de la fecha/hora de creación sistémica del ticket.</w:t>
+            </w:r>
+          </w:p>
+        </w:tc>
+      </w:tr>
+      <w:tr>
+        <w:trPr>
+          <w:jc w:val="center"/>
+        </w:trPr>
+        <w:tc>
+          <w:tcPr>
+            <w:tcW w:w="4320" w:type="dxa"/>
+            <w:vAlign w:val="center"/>
+          </w:tcPr>
+          <w:p>
+            <w:r>
+              <w:rPr>
+                <w:sz w:val="16"/>
+              </w:rPr>
+              <w:t>RF-14</w:t>
+            </w:r>
+          </w:p>
+        </w:tc>
+        <w:tc>
+          <w:tcPr>
+            <w:tcW w:w="4320" w:type="dxa"/>
+            <w:vAlign w:val="center"/>
+          </w:tcPr>
+          <w:p>
+            <w:r>
+              <w:rPr>
+                <w:sz w:val="16"/>
+              </w:rPr>
+              <w:t>El sistema debe incluir un campo de validación obligatoria "¿Involucra Datos Personales?". Si el valor es afirmativo, debe bloquear el flujo de envío automatizado y derivar el caso a revisión manual.</w:t>
+            </w:r>
+          </w:p>
+        </w:tc>
+      </w:tr>
+      <w:tr>
+        <w:trPr>
+          <w:jc w:val="center"/>
+        </w:trPr>
+        <w:tc>
+          <w:tcPr>
+            <w:tcW w:w="4320" w:type="dxa"/>
+            <w:vAlign w:val="center"/>
+          </w:tcPr>
+          <w:p>
+            <w:r>
+              <w:rPr>
+                <w:sz w:val="16"/>
+              </w:rPr>
+              <w:lastRenderedPageBreak/>
+              <w:t>RF-15</w:t>
+            </w:r>
+          </w:p>
+        </w:tc>
+        <w:tc>
+          <w:tcPr>
+            <w:tcW w:w="4320" w:type="dxa"/>
+            <w:vAlign w:val="center"/>
+          </w:tcPr>
+          <w:p>
+            <w:r>
+              <w:rPr>
+                <w:sz w:val="16"/>
+              </w:rPr>
+              <w:t>Los informes generados por el sistema deben basarse y autocompletarse a partir de las plantillas ya existentes de UltraPort (acta, EPR, informe).</w:t>
+            </w:r>
+          </w:p>
+        </w:tc>
+      </w:tr>
+      <w:tr>
+        <w:trPr>
+          <w:jc w:val="center"/>
+        </w:trPr>
+        <w:tc>
+          <w:tcPr>
+            <w:tcW w:w="4320" w:type="dxa"/>
+            <w:vAlign w:val="center"/>
+          </w:tcPr>
+          <w:p>
+            <w:r>
+              <w:rPr>
+                <w:sz w:val="16"/>
+              </w:rPr>
+              <w:t>RF-16</w:t>
+            </w:r>
+          </w:p>
+        </w:tc>
+        <w:tc>
+          <w:tcPr>
+            <w:tcW w:w="4320" w:type="dxa"/>
+            <w:vAlign w:val="center"/>
+          </w:tcPr>
+          <w:p>
+            <w:r>
+              <w:rPr>
+                <w:sz w:val="16"/>
+              </w:rPr>
+              <w:t>El sistema debe contemplar y documentar un mecanismo alternativo (fuera de INVGATE) que garantice la notificación en caso de caída de los sistemas internos.</w:t>
+            </w:r>
+          </w:p>
+        </w:tc>
+      </w:tr>
+    </w:tbl>
+    <w:p/>
+    <w:tbl>
+      <w:tblPr>
+        <w:tblW w:w="0" w:type="auto"/>
+        <w:jc w:val="center"/>
+        <w:tblLook w:val="04A0" w:firstRow="1" w:lastRow="0" w:firstColumn="1" w:lastColumn="0" w:noHBand="0" w:noVBand="1"/>
+      </w:tblPr>
+      <w:tblGrid>
+        <w:gridCol w:w="2821"/>
+        <w:gridCol w:w="2841"/>
+        <w:gridCol w:w="2842"/>
+      </w:tblGrid>
+      <w:tr>
+        <w:trPr>
+          <w:jc w:val="center"/>
+        </w:trPr>
+        <w:tc>
+          <w:tcPr>
+            <w:tcW w:w="2880" w:type="dxa"/>
+            <w:shd w:val="clear" w:color="auto" w:fill="D9EAF7"/>
+            <w:vAlign w:val="center"/>
+          </w:tcPr>
+          <w:p>
+            <w:r>
+              <w:rPr>
+                <w:b/>
+                <w:sz w:val="17"/>
+              </w:rPr>
+              <w:t>ID</w:t>
+            </w:r>
+          </w:p>
+        </w:tc>
+        <w:tc>
+          <w:tcPr>
+            <w:tcW w:w="2880" w:type="dxa"/>
+            <w:shd w:val="clear" w:color="auto" w:fill="D9EAF7"/>
+            <w:vAlign w:val="center"/>
+          </w:tcPr>
+          <w:p>
+            <w:r>
+              <w:rPr>
+                <w:b/>
+                <w:sz w:val="17"/>
+              </w:rPr>
+              <w:t>Categoría</w:t>
+            </w:r>
+          </w:p>
+        </w:tc>
+        <w:tc>
+          <w:tcPr>
+            <w:tcW w:w="2880" w:type="dxa"/>
+            <w:shd w:val="clear" w:color="auto" w:fill="D9EAF7"/>
+            <w:vAlign w:val="center"/>
+          </w:tcPr>
+          <w:p>
+            <w:r>
+              <w:rPr>
+                <w:b/>
+                <w:sz w:val="17"/>
+              </w:rPr>
+              <w:t>Requisito no funcional</w:t>
+            </w:r>
+          </w:p>
+        </w:tc>
+      </w:tr>
+      <w:tr>
+        <w:trPr>
+          <w:jc w:val="center"/>
+        </w:trPr>
+        <w:tc>
+          <w:tcPr>
+            <w:tcW w:w="2880" w:type="dxa"/>
+            <w:vAlign w:val="center"/>
+          </w:tcPr>
+          <w:p>
+            <w:r>
+              <w:rPr>
+                <w:sz w:val="16"/>
+              </w:rPr>
+              <w:t>RNF-01</w:t>
+            </w:r>
+          </w:p>
+        </w:tc>
+        <w:tc>
+          <w:tcPr>
+            <w:tcW w:w="2880" w:type="dxa"/>
+            <w:vAlign w:val="center"/>
+          </w:tcPr>
+          <w:p>
+            <w:r>
+              <w:rPr>
+                <w:sz w:val="16"/>
+              </w:rPr>
+              <w:t>Cumplimiento normativo</w:t>
+            </w:r>
+          </w:p>
+        </w:tc>
+        <w:tc>
+          <w:tcPr>
+            <w:tcW w:w="2880" w:type="dxa"/>
+            <w:vAlign w:val="center"/>
+          </w:tcPr>
+          <w:p>
+            <w:r>
+              <w:rPr>
+                <w:sz w:val="16"/>
+              </w:rPr>
+              <w:t>El sistema debe garantizar la trazabilidad de los plazos legales establecidos por la Ley 21.663: 3 horas (alerta temprana), 72 horas (reporte de actualización) y 15 días corridos (informe final).</w:t>
+            </w:r>
+          </w:p>
+        </w:tc>
+      </w:tr>
+      <w:tr>
+        <w:trPr>
+          <w:jc w:val="center"/>
+        </w:trPr>
+        <w:tc>
+          <w:tcPr>
+            <w:tcW w:w="2880" w:type="dxa"/>
+            <w:vAlign w:val="center"/>
+          </w:tcPr>
+          <w:p>
+            <w:r>
+              <w:rPr>
+                <w:sz w:val="16"/>
+              </w:rPr>
+              <w:t>RNF-02</w:t>
+            </w:r>
+          </w:p>
+        </w:tc>
+        <w:tc>
+          <w:tcPr>
+            <w:tcW w:w="2880" w:type="dxa"/>
+            <w:vAlign w:val="center"/>
+          </w:tcPr>
+          <w:p>
+            <w:r>
+              <w:rPr>
+                <w:sz w:val="16"/>
+              </w:rPr>
+              <w:t>Disponibilidad</w:t>
+            </w:r>
+          </w:p>
+        </w:tc>
+        <w:tc>
+          <w:tcPr>
+            <w:tcW w:w="2880" w:type="dxa"/>
+            <w:vAlign w:val="center"/>
+          </w:tcPr>
+          <w:p>
+            <w:r>
+              <w:rPr>
+                <w:sz w:val="16"/>
+              </w:rPr>
+              <w:t>El sistema debe operar de forma continua (24 horas x 7 días x 365 días al año), dado que UltraPort opera de manera ininterrumpida a lo largo de todo Chile.</w:t>
+            </w:r>
+          </w:p>
+        </w:tc>
+      </w:tr>
+      <w:tr>
+        <w:trPr>
+          <w:jc w:val="center"/>
+        </w:trPr>
+        <w:tc>
+          <w:tcPr>
+            <w:tcW w:w="2880" w:type="dxa"/>
+            <w:vAlign w:val="center"/>
+          </w:tcPr>
+          <w:p>
+            <w:r>
+              <w:rPr>
+                <w:sz w:val="16"/>
+              </w:rPr>
+              <w:t>RNF-03</w:t>
+            </w:r>
+          </w:p>
+        </w:tc>
+        <w:tc>
+          <w:tcPr>
+            <w:tcW w:w="2880" w:type="dxa"/>
+            <w:vAlign w:val="center"/>
+          </w:tcPr>
+          <w:p>
+            <w:r>
+              <w:rPr>
+                <w:sz w:val="16"/>
+              </w:rPr>
+              <w:t>Confiabilidad / tolerancia a fallos</w:t>
+            </w:r>
+          </w:p>
+        </w:tc>
+        <w:tc>
+          <w:tcPr>
+            <w:tcW w:w="2880" w:type="dxa"/>
+            <w:vAlign w:val="center"/>
+          </w:tcPr>
+          <w:p>
+            <w:r>
+              <w:rPr>
+                <w:sz w:val="16"/>
+              </w:rPr>
+              <w:t>El flujo de gestión de la notificación no debe depender exclusivamente de la disponibilidad de INVGATE para garantizar el cumplimiento del reporte a la ANCI.</w:t>
+            </w:r>
+          </w:p>
+        </w:tc>
+      </w:tr>
+      <w:tr>
+        <w:trPr>
+          <w:jc w:val="center"/>
+        </w:trPr>
+        <w:tc>
+          <w:tcPr>
+            <w:tcW w:w="2880" w:type="dxa"/>
+            <w:vAlign w:val="center"/>
+          </w:tcPr>
+          <w:p>
+            <w:r>
+              <w:rPr>
+                <w:sz w:val="16"/>
+              </w:rPr>
+              <w:t>RNF-04</w:t>
+            </w:r>
+          </w:p>
+        </w:tc>
+        <w:tc>
+          <w:tcPr>
+            <w:tcW w:w="2880" w:type="dxa"/>
+            <w:vAlign w:val="center"/>
+          </w:tcPr>
+          <w:p>
+            <w:r>
+              <w:rPr>
+                <w:sz w:val="16"/>
+              </w:rPr>
+              <w:t>Compatibilidad</w:t>
+            </w:r>
+          </w:p>
+        </w:tc>
+        <w:tc>
+          <w:tcPr>
+            <w:tcW w:w="2880" w:type="dxa"/>
+            <w:vAlign w:val="center"/>
+          </w:tcPr>
+          <w:p>
+            <w:r>
+              <w:rPr>
+                <w:sz w:val="16"/>
+              </w:rPr>
+              <w:t>El sistema debe ajustarse a las metodologías de proyecto y estándares de desarrollo ya vigentes en UltraPort.</w:t>
+            </w:r>
+          </w:p>
+        </w:tc>
+      </w:tr>
+      <w:tr>
+        <w:trPr>
+          <w:jc w:val="center"/>
+        </w:trPr>
+        <w:tc>
+          <w:tcPr>
+            <w:tcW w:w="2880" w:type="dxa"/>
+            <w:vAlign w:val="center"/>
+          </w:tcPr>
+          <w:p>
+            <w:r>
+              <w:rPr>
+                <w:sz w:val="16"/>
+              </w:rPr>
+              <w:t>RNF-05</w:t>
+            </w:r>
+          </w:p>
+        </w:tc>
+        <w:tc>
+          <w:tcPr>
+            <w:tcW w:w="2880" w:type="dxa"/>
+            <w:vAlign w:val="center"/>
+          </w:tcPr>
+          <w:p>
+            <w:r>
+              <w:rPr>
+                <w:sz w:val="16"/>
+              </w:rPr>
+              <w:t>Escalabilidad regulatoria</w:t>
+            </w:r>
+          </w:p>
+        </w:tc>
+        <w:tc>
+          <w:tcPr>
+            <w:tcW w:w="2880" w:type="dxa"/>
+            <w:vAlign w:val="center"/>
+          </w:tcPr>
+          <w:p>
+            <w:r>
+              <w:rPr>
+                <w:sz w:val="16"/>
+              </w:rPr>
+              <w:t>La configuración de los SLA debe permitir edición ágil, anticipando una exigencia mayor (ej. reducción del plazo del segundo reporte a 24 horas) si UltraPort es calificada como Operador de Importancia Vital (OIV).</w:t>
+            </w:r>
+          </w:p>
+        </w:tc>
+      </w:tr>
+      <w:tr>
+        <w:trPr>
+          <w:jc w:val="center"/>
+        </w:trPr>
+        <w:tc>
+          <w:tcPr>
+            <w:tcW w:w="2880" w:type="dxa"/>
+            <w:vAlign w:val="center"/>
+          </w:tcPr>
+          <w:p>
+            <w:r>
+              <w:rPr>
+                <w:sz w:val="16"/>
+              </w:rPr>
+              <w:t>RNF-06</w:t>
+            </w:r>
+          </w:p>
+        </w:tc>
+        <w:tc>
+          <w:tcPr>
+            <w:tcW w:w="2880" w:type="dxa"/>
+            <w:vAlign w:val="center"/>
+          </w:tcPr>
+          <w:p>
+            <w:r>
+              <w:rPr>
+                <w:sz w:val="16"/>
+              </w:rPr>
+              <w:t>Trazabilidad / auditabilidad</w:t>
+            </w:r>
+          </w:p>
+        </w:tc>
+        <w:tc>
+          <w:tcPr>
+            <w:tcW w:w="2880" w:type="dxa"/>
+            <w:vAlign w:val="center"/>
+          </w:tcPr>
+          <w:p>
+            <w:r>
+              <w:rPr>
+                <w:sz w:val="16"/>
+              </w:rPr>
+              <w:t>Toda acción relevante del proceso (creación del ticket, cambios de estado, aprobaciones, respuestas de la ANCI, generación de informes) debe quedar registrada cronológicamente y de forma inalterable en el ticket.</w:t>
+            </w:r>
+          </w:p>
+        </w:tc>
+      </w:tr>
+      <w:tr>
+        <w:trPr>
+          <w:jc w:val="center"/>
+        </w:trPr>
+        <w:tc>
+          <w:tcPr>
+            <w:tcW w:w="2880" w:type="dxa"/>
+            <w:vAlign w:val="center"/>
+          </w:tcPr>
+          <w:p>
+            <w:r>
+              <w:rPr>
+                <w:sz w:val="16"/>
+              </w:rPr>
+              <w:t>RNF-07</w:t>
+            </w:r>
+          </w:p>
+        </w:tc>
+        <w:tc>
+          <w:tcPr>
+            <w:tcW w:w="2880" w:type="dxa"/>
+            <w:vAlign w:val="center"/>
+          </w:tcPr>
+          <w:p>
+            <w:r>
+              <w:rPr>
+                <w:sz w:val="16"/>
+              </w:rPr>
+              <w:t>Arquitectura / interoperabilidad</w:t>
+            </w:r>
+          </w:p>
+        </w:tc>
+        <w:tc>
+          <w:tcPr>
+            <w:tcW w:w="2880" w:type="dxa"/>
+            <w:vAlign w:val="center"/>
+          </w:tcPr>
+          <w:p>
+            <w:r>
+              <w:rPr>
+                <w:sz w:val="16"/>
+              </w:rPr>
+              <w:t>La automatización debe construirse preferentemente sobre las capacidades nativas de INVGATE (workflows, triggers, reglas de correo entrante), evitando depender de servidores intermedios de terceros salvo que sea estrictamente necesario.</w:t>
+            </w:r>
+          </w:p>
+        </w:tc>
+      </w:tr>
+      <w:tr>
+        <w:trPr>
+          <w:jc w:val="center"/>
+        </w:trPr>
+        <w:tc>
+          <w:tcPr>
+            <w:tcW w:w="2880" w:type="dxa"/>
+            <w:vAlign w:val="center"/>
+          </w:tcPr>
+          <w:p>
+            <w:r>
+              <w:rPr>
+                <w:sz w:val="16"/>
+              </w:rPr>
+              <w:t>RNF-08</w:t>
+            </w:r>
+          </w:p>
+        </w:tc>
+        <w:tc>
+          <w:tcPr>
+            <w:tcW w:w="2880" w:type="dxa"/>
+            <w:vAlign w:val="center"/>
+          </w:tcPr>
+          <w:p>
+            <w:r>
+              <w:rPr>
+                <w:sz w:val="16"/>
+              </w:rPr>
+              <w:t>Seguridad de acceso</w:t>
+            </w:r>
+          </w:p>
+        </w:tc>
+        <w:tc>
+          <w:tcPr>
+            <w:tcW w:w="2880" w:type="dxa"/>
+            <w:vAlign w:val="center"/>
+          </w:tcPr>
+          <w:p>
+            <w:r>
+              <w:rPr>
+                <w:sz w:val="16"/>
+              </w:rPr>
+              <w:t>La acción de aprobar y ejecutar el envío al portal de la ANCI debe estar restringida por control de acceso basado en roles (RBAC), exclusivamente a los perfiles de los responsables autorizados.</w:t>
+            </w:r>
+          </w:p>
+        </w:tc>
+      </w:tr>
+      <w:tr>
+        <w:trPr>
+          <w:jc w:val="center"/>
+        </w:trPr>
+        <w:tc>
+          <w:tcPr>
+            <w:tcW w:w="2880" w:type="dxa"/>
+            <w:vAlign w:val="center"/>
+          </w:tcPr>
+          <w:p>
+            <w:r>
+              <w:rPr>
+                <w:sz w:val="16"/>
+              </w:rPr>
+              <w:t>RNF-09</w:t>
+            </w:r>
+          </w:p>
+        </w:tc>
+        <w:tc>
+          <w:tcPr>
+            <w:tcW w:w="2880" w:type="dxa"/>
+            <w:vAlign w:val="center"/>
+          </w:tcPr>
+          <w:p>
+            <w:r>
+              <w:rPr>
+                <w:sz w:val="16"/>
+              </w:rPr>
+              <w:t>Usabilidad</w:t>
+            </w:r>
+          </w:p>
+        </w:tc>
+        <w:tc>
+          <w:tcPr>
+            <w:tcW w:w="2880" w:type="dxa"/>
+            <w:vAlign w:val="center"/>
+          </w:tcPr>
+          <w:p>
+            <w:r>
+              <w:rPr>
+                <w:sz w:val="16"/>
+              </w:rPr>
+              <w:t xml:space="preserve">El flujo de aprobación debe requerir la menor cantidad de interacciones </w:t>
+            </w:r>
+            <w:r>
+              <w:rPr>
+                <w:sz w:val="16"/>
+              </w:rPr>
+              <w:lastRenderedPageBreak/>
+              <w:t>posibles (idealmente "un clic"), dada la ventana de tiempo crítica de 3 horas.</w:t>
+            </w:r>
+          </w:p>
+        </w:tc>
+      </w:tr>
+    </w:tbl>
+    <w:p>
+      <w:r>
+        <w:lastRenderedPageBreak/>
+        <w:t>Estos requisitos constituyen la referencia técnica para las historias de usuario. No todas las historias cubren por sí solas todos los requisitos de la ERS; la relación RF/HU se explicita en el Product Backlog para mantener la trazabilidad entre requisito y trabajo planificado.</w:t>
+      </w:r>
+    </w:p>
+    <w:p>
+      <w:r>
+        <w:rPr>
+          <w:b/>
+          <w:sz w:val="24"/>
+        </w:rPr>
+        <w:t>5.2. Gestión del proyecto y Product Backlog en Trello</w:t>
+      </w:r>
+    </w:p>
+    <w:p>
+      <w:r>
+        <w:t>Como instrumento de gestión del trabajo se implementó el tablero Trello “SITRAC-ANCI — Product Backlog”. Su función es trasladar los requisitos de la ERS a un esquema de trabajo Scrum, manteniendo en un mismo espacio la visión del producto, los criterios para incorporar y cerrar historias, el Product Backlog, los estados de avance y los bloqueos identificados.</w:t>
+      </w:r>
+    </w:p>
+    <w:p>
+      <w:r>
+        <w:rPr>
+          <w:b/>
+        </w:rPr>
+        <w:t>5.2.1. Visión del Producto</w:t>
+      </w:r>
+    </w:p>
+    <w:p>
+      <w:r>
+        <w:t>Automatizar la trazabilidad y notificación de incidentes de ciberseguridad de UltraPort a la ANCI, considerando los plazos de 3 horas, 72 horas y 15 días definidos para el proceso de notificación.</w:t>
+      </w:r>
+    </w:p>
+    <w:p>
+      <w:r>
+        <w:rPr>
+          <w:b/>
+        </w:rPr>
+        <w:t>5.2.2. Definition of Ready (DoR)</w:t>
+      </w:r>
+    </w:p>
+    <w:p>
+      <w:r>
+        <w:t>Una historia entra a un sprint solo si cumple con los siguientes criterios:</w:t>
+      </w:r>
+    </w:p>
+    <w:p>
+      <w:r>
+        <w:t>Tiene una descripción “Como/quiero/para” clara.</w:t>
+      </w:r>
+    </w:p>
+    <w:p>
+      <w:r>
+        <w:t>Tiene al menos un criterio de aceptación en borrador.</w:t>
+      </w:r>
+    </w:p>
+    <w:p>
+      <w:r>
+        <w:t>No depende de información 100 % pendiente de UltraPort; si depende de ella, se mantiene en la lista de elementos bloqueados.</w:t>
+      </w:r>
+    </w:p>
+    <w:p>
+      <w:r>
+        <w:t>Fue estimada por el equipo mediante story points o talla.</w:t>
+      </w:r>
+    </w:p>
+    <w:p>
+      <w:r>
+        <w:t>El responsable (Rodrigo, Benjamín o ambos) está identificado.</w:t>
+      </w:r>
+    </w:p>
+    <w:p>
+      <w:r>
+        <w:rPr>
+          <w:b/>
+        </w:rPr>
+        <w:t>5.2.3. Definition of Done (DoD)</w:t>
+      </w:r>
+    </w:p>
+    <w:p>
+      <w:r>
+        <w:t>Una historia se considera terminada cuando se cumplen los siguientes puntos:</w:t>
+      </w:r>
+    </w:p>
+    <w:p>
+      <w:r>
+        <w:t>Código funcionando e integrado.</w:t>
+      </w:r>
+    </w:p>
+    <w:p>
+      <w:r>
+        <w:t>Pruebas realizadas.</w:t>
+      </w:r>
+    </w:p>
+    <w:p>
+      <w:r>
+        <w:t>Documentación técnica actualizada.</w:t>
+      </w:r>
+    </w:p>
+    <w:p>
+      <w:r>
+        <w:t>Revisión por el otro integrante del equipo.</w:t>
+      </w:r>
+    </w:p>
+    <w:p>
+      <w:r>
+        <w:t>Requisitos no funcionales aplicables revisados.</w:t>
+      </w:r>
+    </w:p>
+    <w:p>
+      <w:r>
+        <w:t>Commit realizado en GitHub con mensaje descriptivo.</w:t>
+      </w:r>
+    </w:p>
+    <w:p>
+      <w:r>
+        <w:rPr>
+          <w:b/>
+        </w:rPr>
+        <w:t>5.2.4. Product Backlog</w:t>
+      </w:r>
+    </w:p>
+    <w:p>
+      <w:r>
+        <w:t>El Product Backlog contiene 11 historias de usuario. La siguiente tabla presenta su contenido en el mismo formato conceptual utilizado en las tarjetas de Trello, incluyendo descripción, criterios de aceptación, requisitos funcionales asociados y prioridad.</w:t>
+      </w:r>
+    </w:p>
+    <w:tbl>
+      <w:tblPr>
+        <w:tblW w:w="0" w:type="auto"/>
+        <w:jc w:val="center"/>
+        <w:tblLook w:val="04A0" w:firstRow="1" w:lastRow="0" w:firstColumn="1" w:lastColumn="0" w:noHBand="0" w:noVBand="1"/>
+      </w:tblPr>
+      <w:tblGrid>
+        <w:gridCol w:w="1388"/>
+        <w:gridCol w:w="1429"/>
+        <w:gridCol w:w="1433"/>
+        <w:gridCol w:w="1422"/>
+        <w:gridCol w:w="1417"/>
+        <w:gridCol w:w="1415"/>
+      </w:tblGrid>
+      <w:tr>
+        <w:trPr>
+          <w:jc w:val="center"/>
+        </w:trPr>
+        <w:tc>
+          <w:tcPr>
+            <w:tcW w:w="1440" w:type="dxa"/>
+            <w:shd w:val="clear" w:color="auto" w:fill="D9EAF7"/>
+            <w:vAlign w:val="center"/>
+          </w:tcPr>
+          <w:p>
+            <w:r>
+              <w:rPr>
+                <w:b/>
+                <w:sz w:val="16"/>
+              </w:rPr>
+              <w:lastRenderedPageBreak/>
+              <w:t>ID</w:t>
+            </w:r>
+          </w:p>
+        </w:tc>
+        <w:tc>
+          <w:tcPr>
+            <w:tcW w:w="1440" w:type="dxa"/>
+            <w:shd w:val="clear" w:color="auto" w:fill="D9EAF7"/>
+            <w:vAlign w:val="center"/>
+          </w:tcPr>
+          <w:p>
+            <w:r>
+              <w:rPr>
+                <w:b/>
+                <w:sz w:val="16"/>
+              </w:rPr>
+              <w:t>Nombre</w:t>
+            </w:r>
+          </w:p>
+        </w:tc>
+        <w:tc>
+          <w:tcPr>
+            <w:tcW w:w="1440" w:type="dxa"/>
+            <w:shd w:val="clear" w:color="auto" w:fill="D9EAF7"/>
+            <w:vAlign w:val="center"/>
+          </w:tcPr>
+          <w:p>
+            <w:r>
+              <w:rPr>
+                <w:b/>
+                <w:sz w:val="16"/>
+              </w:rPr>
+              <w:t>Descripción</w:t>
+            </w:r>
+          </w:p>
+        </w:tc>
+        <w:tc>
+          <w:tcPr>
+            <w:tcW w:w="1440" w:type="dxa"/>
+            <w:shd w:val="clear" w:color="auto" w:fill="D9EAF7"/>
+            <w:vAlign w:val="center"/>
+          </w:tcPr>
+          <w:p>
+            <w:r>
+              <w:rPr>
+                <w:b/>
+                <w:sz w:val="16"/>
+              </w:rPr>
+              <w:t>Criterios de aceptación</w:t>
+            </w:r>
+          </w:p>
+        </w:tc>
+        <w:tc>
+          <w:tcPr>
+            <w:tcW w:w="1440" w:type="dxa"/>
+            <w:shd w:val="clear" w:color="auto" w:fill="D9EAF7"/>
+            <w:vAlign w:val="center"/>
+          </w:tcPr>
+          <w:p>
+            <w:r>
+              <w:rPr>
+                <w:b/>
+                <w:sz w:val="16"/>
+              </w:rPr>
+              <w:t>RF asociado</w:t>
+            </w:r>
+          </w:p>
+        </w:tc>
+        <w:tc>
+          <w:tcPr>
+            <w:tcW w:w="1440" w:type="dxa"/>
+            <w:shd w:val="clear" w:color="auto" w:fill="D9EAF7"/>
+            <w:vAlign w:val="center"/>
+          </w:tcPr>
+          <w:p>
+            <w:r>
+              <w:rPr>
+                <w:b/>
+                <w:sz w:val="16"/>
+              </w:rPr>
+              <w:t>Prioridad</w:t>
+            </w:r>
+          </w:p>
+        </w:tc>
+      </w:tr>
+      <w:tr>
+        <w:trPr>
+          <w:jc w:val="center"/>
+        </w:trPr>
+        <w:tc>
+          <w:tcPr>
+            <w:tcW w:w="1440" w:type="dxa"/>
+            <w:vAlign w:val="center"/>
+          </w:tcPr>
+          <w:p>
+            <w:r>
+              <w:rPr>
+                <w:sz w:val="15"/>
+              </w:rPr>
+              <w:t>HU-01</w:t>
+            </w:r>
+          </w:p>
+        </w:tc>
+        <w:tc>
+          <w:tcPr>
+            <w:tcW w:w="1440" w:type="dxa"/>
+            <w:vAlign w:val="center"/>
+          </w:tcPr>
+          <w:p>
+            <w:r>
+              <w:rPr>
+                <w:sz w:val="15"/>
+              </w:rPr>
+              <w:t>Consumo de tickets desde INVGATE</w:t>
+            </w:r>
+          </w:p>
+        </w:tc>
+        <w:tc>
+          <w:tcPr>
+            <w:tcW w:w="1440" w:type="dxa"/>
+            <w:vAlign w:val="center"/>
+          </w:tcPr>
+          <w:p>
+            <w:r>
+              <w:rPr>
+                <w:sz w:val="15"/>
+              </w:rPr>
+              <w:t>Como sistema, quiero consumir información de tickets de incidentes de seguridad ya existentes en INVGATE vía su API, para centralizar la trazabilidad sin duplicar el registro manual.</w:t>
+            </w:r>
+          </w:p>
+        </w:tc>
+        <w:tc>
+          <w:tcPr>
+            <w:tcW w:w="1440" w:type="dxa"/>
+            <w:vAlign w:val="center"/>
+          </w:tcPr>
+          <w:p>
+            <w:r>
+              <w:rPr>
+                <w:sz w:val="15"/>
+              </w:rPr>
+              <w:t>• Se conecta a la API de INVGATE y obtiene tickets de la categoría de seguridad.</w:t>
+            </w:r>
+            <w:r>
+              <w:rPr>
+                <w:sz w:val="15"/>
+              </w:rPr>
+              <w:br/>
+              <w:t>• No crea tickets nuevos, solo lee.</w:t>
+            </w:r>
+          </w:p>
+        </w:tc>
+        <w:tc>
+          <w:tcPr>
+            <w:tcW w:w="1440" w:type="dxa"/>
+            <w:vAlign w:val="center"/>
+          </w:tcPr>
+          <w:p>
+            <w:r>
+              <w:rPr>
+                <w:sz w:val="15"/>
+              </w:rPr>
+              <w:t>RF-01. Prioridad: Alta.</w:t>
+            </w:r>
+          </w:p>
+        </w:tc>
+        <w:tc>
+          <w:tcPr>
+            <w:tcW w:w="1440" w:type="dxa"/>
+            <w:vAlign w:val="center"/>
+          </w:tcPr>
+          <w:p>
+            <w:r>
+              <w:rPr>
+                <w:sz w:val="15"/>
+              </w:rPr>
+              <w:t>Alta</w:t>
+            </w:r>
+          </w:p>
+        </w:tc>
+      </w:tr>
+      <w:tr>
+        <w:trPr>
+          <w:jc w:val="center"/>
+        </w:trPr>
+        <w:tc>
+          <w:tcPr>
+            <w:tcW w:w="1440" w:type="dxa"/>
+            <w:vAlign w:val="center"/>
+          </w:tcPr>
+          <w:p>
+            <w:r>
+              <w:rPr>
+                <w:sz w:val="15"/>
+              </w:rPr>
+              <w:t>HU-02</w:t>
+            </w:r>
+          </w:p>
+        </w:tc>
+        <w:tc>
+          <w:tcPr>
+            <w:tcW w:w="1440" w:type="dxa"/>
+            <w:vAlign w:val="center"/>
+          </w:tcPr>
+          <w:p>
+            <w:r>
+              <w:rPr>
+                <w:sz w:val="15"/>
+              </w:rPr>
+              <w:t>Notificación automática al responsable de turno</w:t>
+            </w:r>
+          </w:p>
+        </w:tc>
+        <w:tc>
+          <w:tcPr>
+            <w:tcW w:w="1440" w:type="dxa"/>
+            <w:vAlign w:val="center"/>
+          </w:tcPr>
+          <w:p>
+            <w:r>
+              <w:rPr>
+                <w:sz w:val="15"/>
+              </w:rPr>
+              <w:t>Como sistema, quiero notificar automáticamente a Ángelo (o su respaldo Gonzalo/Enzo) apenas se detecta un ticket de seguridad, para que puedan actuar dentro del plazo de 3 horas.</w:t>
+            </w:r>
+          </w:p>
+        </w:tc>
+        <w:tc>
+          <w:tcPr>
+            <w:tcW w:w="1440" w:type="dxa"/>
+            <w:vAlign w:val="center"/>
+          </w:tcPr>
+          <w:p>
+            <w:r>
+              <w:rPr>
+                <w:sz w:val="15"/>
+              </w:rPr>
+              <w:t>• Se dispara notificación inmediata al crear/detectar el ticket.</w:t>
+            </w:r>
+            <w:r>
+              <w:rPr>
+                <w:sz w:val="15"/>
+              </w:rPr>
+              <w:br/>
+              <w:t>• Si el primer responsable no responde en un tiempo configurable, escala al siguiente en la cadena.</w:t>
+            </w:r>
+          </w:p>
+        </w:tc>
+        <w:tc>
+          <w:tcPr>
+            <w:tcW w:w="1440" w:type="dxa"/>
+            <w:vAlign w:val="center"/>
+          </w:tcPr>
+          <w:p>
+            <w:r>
+              <w:rPr>
+                <w:sz w:val="15"/>
+              </w:rPr>
+              <w:t>RF-02. Prioridad: Alta.</w:t>
+            </w:r>
+          </w:p>
+        </w:tc>
+        <w:tc>
+          <w:tcPr>
+            <w:tcW w:w="1440" w:type="dxa"/>
+            <w:vAlign w:val="center"/>
+          </w:tcPr>
+          <w:p>
+            <w:r>
+              <w:rPr>
+                <w:sz w:val="15"/>
+              </w:rPr>
+              <w:t>Alta</w:t>
+            </w:r>
+          </w:p>
+        </w:tc>
+      </w:tr>
+      <w:tr>
+        <w:trPr>
+          <w:jc w:val="center"/>
+        </w:trPr>
+        <w:tc>
+          <w:tcPr>
+            <w:tcW w:w="1440" w:type="dxa"/>
+            <w:vAlign w:val="center"/>
+          </w:tcPr>
+          <w:p>
+            <w:r>
+              <w:rPr>
+                <w:sz w:val="15"/>
+              </w:rPr>
+              <w:t>HU-03</w:t>
+            </w:r>
+          </w:p>
+        </w:tc>
+        <w:tc>
+          <w:tcPr>
+            <w:tcW w:w="1440" w:type="dxa"/>
+            <w:vAlign w:val="center"/>
+          </w:tcPr>
+          <w:p>
+            <w:r>
+              <w:rPr>
+                <w:sz w:val="15"/>
+              </w:rPr>
+              <w:t>Aprobación y envío del aviso a la ANCI</w:t>
+            </w:r>
+          </w:p>
+        </w:tc>
+        <w:tc>
+          <w:tcPr>
+            <w:tcW w:w="1440" w:type="dxa"/>
+            <w:vAlign w:val="center"/>
+          </w:tcPr>
+          <w:p>
+            <w:r>
+              <w:rPr>
+                <w:sz w:val="15"/>
+              </w:rPr>
+              <w:t>Como responsable de turno, quiero aprobar y enviar el aviso temprano a la ANCI directamente desde el ticket, para cumplir el plazo de 3 horas sin pasos manuales adicionales.</w:t>
+            </w:r>
+          </w:p>
+        </w:tc>
+        <w:tc>
+          <w:tcPr>
+            <w:tcW w:w="1440" w:type="dxa"/>
+            <w:vAlign w:val="center"/>
+          </w:tcPr>
+          <w:p>
+            <w:r>
+              <w:rPr>
+                <w:sz w:val="15"/>
+              </w:rPr>
+              <w:t>• Un clic aprueba y genera el envío.</w:t>
+            </w:r>
+            <w:r>
+              <w:rPr>
+                <w:sz w:val="15"/>
+              </w:rPr>
+              <w:br/>
+              <w:t>• Permite descartar el caso como falso positivo (deja de correr el plazo).</w:t>
+            </w:r>
+          </w:p>
+        </w:tc>
+        <w:tc>
+          <w:tcPr>
+            <w:tcW w:w="1440" w:type="dxa"/>
+            <w:vAlign w:val="center"/>
+          </w:tcPr>
+          <w:p>
+            <w:r>
+              <w:rPr>
+                <w:sz w:val="15"/>
+              </w:rPr>
+              <w:t>RF-03, RF-04. Prioridad: Alta.</w:t>
+            </w:r>
+          </w:p>
+        </w:tc>
+        <w:tc>
+          <w:tcPr>
+            <w:tcW w:w="1440" w:type="dxa"/>
+            <w:vAlign w:val="center"/>
+          </w:tcPr>
+          <w:p>
+            <w:r>
+              <w:rPr>
+                <w:sz w:val="15"/>
+              </w:rPr>
+              <w:t>Alta</w:t>
+            </w:r>
+          </w:p>
+        </w:tc>
+      </w:tr>
+      <w:tr>
+        <w:trPr>
+          <w:jc w:val="center"/>
+        </w:trPr>
+        <w:tc>
+          <w:tcPr>
+            <w:tcW w:w="1440" w:type="dxa"/>
+            <w:vAlign w:val="center"/>
+          </w:tcPr>
+          <w:p>
+            <w:r>
+              <w:rPr>
+                <w:sz w:val="15"/>
+              </w:rPr>
+              <w:t>HU-04</w:t>
+            </w:r>
+          </w:p>
+        </w:tc>
+        <w:tc>
+          <w:tcPr>
+            <w:tcW w:w="1440" w:type="dxa"/>
+            <w:vAlign w:val="center"/>
+          </w:tcPr>
+          <w:p>
+            <w:r>
+              <w:rPr>
+                <w:sz w:val="15"/>
+              </w:rPr>
+              <w:t>Registro de evidencia del aviso enviado</w:t>
+            </w:r>
+          </w:p>
+        </w:tc>
+        <w:tc>
+          <w:tcPr>
+            <w:tcW w:w="1440" w:type="dxa"/>
+            <w:vAlign w:val="center"/>
+          </w:tcPr>
+          <w:p>
+            <w:r>
+              <w:rPr>
+                <w:sz w:val="15"/>
+              </w:rPr>
+              <w:t>Como sistema, quiero registrar en el ticket la evidencia de que el aviso temprano fue enviado a la ANCI, para mantener trazabilidad completa.</w:t>
+            </w:r>
+          </w:p>
+        </w:tc>
+        <w:tc>
+          <w:tcPr>
+            <w:tcW w:w="1440" w:type="dxa"/>
+            <w:vAlign w:val="center"/>
+          </w:tcPr>
+          <w:p>
+            <w:r>
+              <w:rPr>
+                <w:sz w:val="15"/>
+              </w:rPr>
+              <w:t>No se especifican criterios de aceptación en la tarjeta.</w:t>
+            </w:r>
+          </w:p>
+        </w:tc>
+        <w:tc>
+          <w:tcPr>
+            <w:tcW w:w="1440" w:type="dxa"/>
+            <w:vAlign w:val="center"/>
+          </w:tcPr>
+          <w:p>
+            <w:r>
+              <w:rPr>
+                <w:sz w:val="15"/>
+              </w:rPr>
+              <w:t>RF-05. Prioridad: Media.</w:t>
+            </w:r>
+          </w:p>
+        </w:tc>
+        <w:tc>
+          <w:tcPr>
+            <w:tcW w:w="1440" w:type="dxa"/>
+            <w:vAlign w:val="center"/>
+          </w:tcPr>
+          <w:p>
+            <w:r>
+              <w:rPr>
+                <w:sz w:val="15"/>
+              </w:rPr>
+              <w:t>Media</w:t>
+            </w:r>
+          </w:p>
+        </w:tc>
+      </w:tr>
+      <w:tr>
+        <w:trPr>
+          <w:jc w:val="center"/>
+        </w:trPr>
+        <w:tc>
+          <w:tcPr>
+            <w:tcW w:w="1440" w:type="dxa"/>
+            <w:vAlign w:val="center"/>
+          </w:tcPr>
+          <w:p>
+            <w:r>
+              <w:rPr>
+                <w:sz w:val="15"/>
+              </w:rPr>
+              <w:t>HU-05</w:t>
+            </w:r>
+          </w:p>
+        </w:tc>
+        <w:tc>
+          <w:tcPr>
+            <w:tcW w:w="1440" w:type="dxa"/>
+            <w:vAlign w:val="center"/>
+          </w:tcPr>
+          <w:p>
+            <w:r>
+              <w:rPr>
+                <w:sz w:val="15"/>
+              </w:rPr>
+              <w:t>Registro de la respuesta de la ANCI</w:t>
+            </w:r>
+          </w:p>
+        </w:tc>
+        <w:tc>
+          <w:tcPr>
+            <w:tcW w:w="1440" w:type="dxa"/>
+            <w:vAlign w:val="center"/>
+          </w:tcPr>
+          <w:p>
+            <w:r>
+              <w:rPr>
+                <w:sz w:val="15"/>
+              </w:rPr>
+              <w:t>Como sistema, quiero registrar en el ticket la respuesta de la ANCI (código de soporte incluido), para tener historial completo de la comunicación.</w:t>
+            </w:r>
+          </w:p>
+        </w:tc>
+        <w:tc>
+          <w:tcPr>
+            <w:tcW w:w="1440" w:type="dxa"/>
+            <w:vAlign w:val="center"/>
+          </w:tcPr>
+          <w:p>
+            <w:r>
+              <w:rPr>
+                <w:sz w:val="15"/>
+              </w:rPr>
+              <w:t>No se especifican criterios de aceptación en la tarjeta.</w:t>
+            </w:r>
+          </w:p>
+        </w:tc>
+        <w:tc>
+          <w:tcPr>
+            <w:tcW w:w="1440" w:type="dxa"/>
+            <w:vAlign w:val="center"/>
+          </w:tcPr>
+          <w:p>
+            <w:r>
+              <w:rPr>
+                <w:sz w:val="15"/>
+              </w:rPr>
+              <w:t>RF-06. Prioridad: Media.</w:t>
+            </w:r>
+          </w:p>
+        </w:tc>
+        <w:tc>
+          <w:tcPr>
+            <w:tcW w:w="1440" w:type="dxa"/>
+            <w:vAlign w:val="center"/>
+          </w:tcPr>
+          <w:p>
+            <w:r>
+              <w:rPr>
+                <w:sz w:val="15"/>
+              </w:rPr>
+              <w:t>Media</w:t>
+            </w:r>
+          </w:p>
+        </w:tc>
+      </w:tr>
+      <w:tr>
+        <w:trPr>
+          <w:jc w:val="center"/>
+        </w:trPr>
+        <w:tc>
+          <w:tcPr>
+            <w:tcW w:w="1440" w:type="dxa"/>
+            <w:vAlign w:val="center"/>
+          </w:tcPr>
+          <w:p>
+            <w:r>
+              <w:rPr>
+                <w:sz w:val="15"/>
+              </w:rPr>
+              <w:t>HU-06</w:t>
+            </w:r>
+          </w:p>
+        </w:tc>
+        <w:tc>
+          <w:tcPr>
+            <w:tcW w:w="1440" w:type="dxa"/>
+            <w:vAlign w:val="center"/>
+          </w:tcPr>
+          <w:p>
+            <w:r>
+              <w:rPr>
+                <w:sz w:val="15"/>
+              </w:rPr>
+              <w:t>Generación del reporte de actualización (72h)</w:t>
+            </w:r>
+          </w:p>
+        </w:tc>
+        <w:tc>
+          <w:tcPr>
+            <w:tcW w:w="1440" w:type="dxa"/>
+            <w:vAlign w:val="center"/>
+          </w:tcPr>
+          <w:p>
+            <w:r>
+              <w:rPr>
+                <w:sz w:val="15"/>
+              </w:rPr>
+              <w:t xml:space="preserve">Como responsable, quiero que el sistema detecte cuándo corresponde el reporte de 72h y proponga un borrador basado en la información del </w:t>
+            </w:r>
+            <w:r>
+              <w:rPr>
+                <w:sz w:val="15"/>
+              </w:rPr>
+              <w:lastRenderedPageBreak/>
+              <w:t>ticket, para cumplir el segundo plazo legal sin redactar desde cero.</w:t>
+            </w:r>
+          </w:p>
+        </w:tc>
+        <w:tc>
+          <w:tcPr>
+            <w:tcW w:w="1440" w:type="dxa"/>
+            <w:vAlign w:val="center"/>
+          </w:tcPr>
+          <w:p>
+            <w:r>
+              <w:rPr>
+                <w:sz w:val="15"/>
+              </w:rPr>
+              <w:lastRenderedPageBreak/>
+              <w:t>No se especifican criterios de aceptación en la tarjeta.</w:t>
+            </w:r>
+          </w:p>
+        </w:tc>
+        <w:tc>
+          <w:tcPr>
+            <w:tcW w:w="1440" w:type="dxa"/>
+            <w:vAlign w:val="center"/>
+          </w:tcPr>
+          <w:p>
+            <w:r>
+              <w:rPr>
+                <w:sz w:val="15"/>
+              </w:rPr>
+              <w:t>RF-07, RF-08. Prioridad: Media.</w:t>
+            </w:r>
+          </w:p>
+        </w:tc>
+        <w:tc>
+          <w:tcPr>
+            <w:tcW w:w="1440" w:type="dxa"/>
+            <w:vAlign w:val="center"/>
+          </w:tcPr>
+          <w:p>
+            <w:r>
+              <w:rPr>
+                <w:sz w:val="15"/>
+              </w:rPr>
+              <w:t>Media</w:t>
+            </w:r>
+          </w:p>
+        </w:tc>
+      </w:tr>
+      <w:tr>
+        <w:trPr>
+          <w:jc w:val="center"/>
+        </w:trPr>
+        <w:tc>
+          <w:tcPr>
+            <w:tcW w:w="1440" w:type="dxa"/>
+            <w:vAlign w:val="center"/>
+          </w:tcPr>
+          <w:p>
+            <w:r>
+              <w:rPr>
+                <w:sz w:val="15"/>
+              </w:rPr>
+              <w:t>HU-07</w:t>
+            </w:r>
+          </w:p>
+        </w:tc>
+        <w:tc>
+          <w:tcPr>
+            <w:tcW w:w="1440" w:type="dxa"/>
+            <w:vAlign w:val="center"/>
+          </w:tcPr>
+          <w:p>
+            <w:r>
+              <w:rPr>
+                <w:sz w:val="15"/>
+              </w:rPr>
+              <w:t>Generación del informe final (15 días)</w:t>
+            </w:r>
+          </w:p>
+        </w:tc>
+        <w:tc>
+          <w:tcPr>
+            <w:tcW w:w="1440" w:type="dxa"/>
+            <w:vAlign w:val="center"/>
+          </w:tcPr>
+          <w:p>
+            <w:r>
+              <w:rPr>
+                <w:sz w:val="15"/>
+              </w:rPr>
+              <w:t>Como responsable, quiero que el sistema genere el informe final complementando lo ya redactado en el reporte de 72h, para cerrar el caso cumpliendo el tercer plazo legal.</w:t>
+            </w:r>
+          </w:p>
+        </w:tc>
+        <w:tc>
+          <w:tcPr>
+            <w:tcW w:w="1440" w:type="dxa"/>
+            <w:vAlign w:val="center"/>
+          </w:tcPr>
+          <w:p>
+            <w:r>
+              <w:rPr>
+                <w:sz w:val="15"/>
+              </w:rPr>
+              <w:t>No se especifican criterios de aceptación en la tarjeta.</w:t>
+            </w:r>
+          </w:p>
+        </w:tc>
+        <w:tc>
+          <w:tcPr>
+            <w:tcW w:w="1440" w:type="dxa"/>
+            <w:vAlign w:val="center"/>
+          </w:tcPr>
+          <w:p>
+            <w:r>
+              <w:rPr>
+                <w:sz w:val="15"/>
+              </w:rPr>
+              <w:t>RF-09. Prioridad: Media.</w:t>
+            </w:r>
+          </w:p>
+        </w:tc>
+        <w:tc>
+          <w:tcPr>
+            <w:tcW w:w="1440" w:type="dxa"/>
+            <w:vAlign w:val="center"/>
+          </w:tcPr>
+          <w:p>
+            <w:r>
+              <w:rPr>
+                <w:sz w:val="15"/>
+              </w:rPr>
+              <w:t>Media</w:t>
+            </w:r>
+          </w:p>
+        </w:tc>
+      </w:tr>
+      <w:tr>
+        <w:trPr>
+          <w:jc w:val="center"/>
+        </w:trPr>
+        <w:tc>
+          <w:tcPr>
+            <w:tcW w:w="1440" w:type="dxa"/>
+            <w:vAlign w:val="center"/>
+          </w:tcPr>
+          <w:p>
+            <w:r>
+              <w:rPr>
+                <w:sz w:val="15"/>
+              </w:rPr>
+              <w:t>HU-08</w:t>
+            </w:r>
+          </w:p>
+        </w:tc>
+        <w:tc>
+          <w:tcPr>
+            <w:tcW w:w="1440" w:type="dxa"/>
+            <w:vAlign w:val="center"/>
+          </w:tcPr>
+          <w:p>
+            <w:r>
+              <w:rPr>
+                <w:sz w:val="15"/>
+              </w:rPr>
+              <w:t>Correo entrante de la ANCI — caso nuevo</w:t>
+            </w:r>
+          </w:p>
+        </w:tc>
+        <w:tc>
+          <w:tcPr>
+            <w:tcW w:w="1440" w:type="dxa"/>
+            <w:vAlign w:val="center"/>
+          </w:tcPr>
+          <w:p>
+            <w:r>
+              <w:rPr>
+                <w:sz w:val="15"/>
+              </w:rPr>
+              <w:t>Como sistema, quiero detectar correos entrantes de la ANCI que no correspondan a un caso ya reportado y generar automáticamente un ticket, para no repetir el vacío evidenciado en el caso Fortinet.</w:t>
+            </w:r>
+          </w:p>
+        </w:tc>
+        <w:tc>
+          <w:tcPr>
+            <w:tcW w:w="1440" w:type="dxa"/>
+            <w:vAlign w:val="center"/>
+          </w:tcPr>
+          <w:p>
+            <w:r>
+              <w:rPr>
+                <w:sz w:val="15"/>
+              </w:rPr>
+              <w:t>No se especifican criterios de aceptación en la tarjeta.</w:t>
+            </w:r>
+          </w:p>
+        </w:tc>
+        <w:tc>
+          <w:tcPr>
+            <w:tcW w:w="1440" w:type="dxa"/>
+            <w:vAlign w:val="center"/>
+          </w:tcPr>
+          <w:p>
+            <w:r>
+              <w:rPr>
+                <w:sz w:val="15"/>
+              </w:rPr>
+              <w:t>RF-10. Prioridad: Media.</w:t>
+            </w:r>
+          </w:p>
+        </w:tc>
+        <w:tc>
+          <w:tcPr>
+            <w:tcW w:w="1440" w:type="dxa"/>
+            <w:vAlign w:val="center"/>
+          </w:tcPr>
+          <w:p>
+            <w:r>
+              <w:rPr>
+                <w:sz w:val="15"/>
+              </w:rPr>
+              <w:t>Media</w:t>
+            </w:r>
+          </w:p>
+        </w:tc>
+      </w:tr>
+      <w:tr>
+        <w:trPr>
+          <w:jc w:val="center"/>
+        </w:trPr>
+        <w:tc>
+          <w:tcPr>
+            <w:tcW w:w="1440" w:type="dxa"/>
+            <w:vAlign w:val="center"/>
+          </w:tcPr>
+          <w:p>
+            <w:r>
+              <w:rPr>
+                <w:sz w:val="15"/>
+              </w:rPr>
+              <w:t>HU-09</w:t>
+            </w:r>
+          </w:p>
+        </w:tc>
+        <w:tc>
+          <w:tcPr>
+            <w:tcW w:w="1440" w:type="dxa"/>
+            <w:vAlign w:val="center"/>
+          </w:tcPr>
+          <w:p>
+            <w:r>
+              <w:rPr>
+                <w:sz w:val="15"/>
+              </w:rPr>
+              <w:t>Correo entrante de la ANCI — complementa ticket existente</w:t>
+            </w:r>
+          </w:p>
+        </w:tc>
+        <w:tc>
+          <w:tcPr>
+            <w:tcW w:w="1440" w:type="dxa"/>
+            <w:vAlign w:val="center"/>
+          </w:tcPr>
+          <w:p>
+            <w:r>
+              <w:rPr>
+                <w:sz w:val="15"/>
+              </w:rPr>
+              <w:t>Como sistema, quiero asociar automáticamente un correo entrante de la ANCI a un ticket ya abierto cuando corresponda, para mantener la historia completa del caso en un solo lugar.</w:t>
+            </w:r>
+          </w:p>
+        </w:tc>
+        <w:tc>
+          <w:tcPr>
+            <w:tcW w:w="1440" w:type="dxa"/>
+            <w:vAlign w:val="center"/>
+          </w:tcPr>
+          <w:p>
+            <w:r>
+              <w:rPr>
+                <w:sz w:val="15"/>
+              </w:rPr>
+              <w:t>No se especifican criterios de aceptación en la tarjeta.</w:t>
+            </w:r>
+          </w:p>
+        </w:tc>
+        <w:tc>
+          <w:tcPr>
+            <w:tcW w:w="1440" w:type="dxa"/>
+            <w:vAlign w:val="center"/>
+          </w:tcPr>
+          <w:p>
+            <w:r>
+              <w:rPr>
+                <w:sz w:val="15"/>
+              </w:rPr>
+              <w:t>RF-11. Prioridad: Media.</w:t>
+            </w:r>
+          </w:p>
+        </w:tc>
+        <w:tc>
+          <w:tcPr>
+            <w:tcW w:w="1440" w:type="dxa"/>
+            <w:vAlign w:val="center"/>
+          </w:tcPr>
+          <w:p>
+            <w:r>
+              <w:rPr>
+                <w:sz w:val="15"/>
+              </w:rPr>
+              <w:t>Media</w:t>
+            </w:r>
+          </w:p>
+        </w:tc>
+      </w:tr>
+      <w:tr>
+        <w:trPr>
+          <w:jc w:val="center"/>
+        </w:trPr>
+        <w:tc>
+          <w:tcPr>
+            <w:tcW w:w="1440" w:type="dxa"/>
+            <w:vAlign w:val="center"/>
+          </w:tcPr>
+          <w:p>
+            <w:r>
+              <w:rPr>
+                <w:sz w:val="15"/>
+              </w:rPr>
+              <w:t>HU-10</w:t>
+            </w:r>
+          </w:p>
+        </w:tc>
+        <w:tc>
+          <w:tcPr>
+            <w:tcW w:w="1440" w:type="dxa"/>
+            <w:vAlign w:val="center"/>
+          </w:tcPr>
+          <w:p>
+            <w:r>
+              <w:rPr>
+                <w:sz w:val="15"/>
+              </w:rPr>
+              <w:t>Autocompletado de informes desde plantillas UltraPort</w:t>
+            </w:r>
+          </w:p>
+        </w:tc>
+        <w:tc>
+          <w:tcPr>
+            <w:tcW w:w="1440" w:type="dxa"/>
+            <w:vAlign w:val="center"/>
+          </w:tcPr>
+          <w:p>
+            <w:r>
+              <w:rPr>
+                <w:sz w:val="15"/>
+              </w:rPr>
+              <w:t>Como responsable, quiero que los informes se autocompleten a partir de las plantillas oficiales de UltraPort (acta, EPR, informe), para no redactar desde cero y mantener el formato corporativo.</w:t>
+            </w:r>
+          </w:p>
+        </w:tc>
+        <w:tc>
+          <w:tcPr>
+            <w:tcW w:w="1440" w:type="dxa"/>
+            <w:vAlign w:val="center"/>
+          </w:tcPr>
+          <w:p>
+            <w:r>
+              <w:rPr>
+                <w:sz w:val="15"/>
+              </w:rPr>
+              <w:t>No se especifican criterios de aceptación en la tarjeta.</w:t>
+            </w:r>
+          </w:p>
+        </w:tc>
+        <w:tc>
+          <w:tcPr>
+            <w:tcW w:w="1440" w:type="dxa"/>
+            <w:vAlign w:val="center"/>
+          </w:tcPr>
+          <w:p>
+            <w:r>
+              <w:rPr>
+                <w:sz w:val="15"/>
+              </w:rPr>
+              <w:t>RF-15. Prioridad: Baja (bloqueada hasta recibir las plantillas — ver lista Bloqueadas).</w:t>
+            </w:r>
+          </w:p>
+        </w:tc>
+        <w:tc>
+          <w:tcPr>
+            <w:tcW w:w="1440" w:type="dxa"/>
+            <w:vAlign w:val="center"/>
+          </w:tcPr>
+          <w:p>
+            <w:r>
+              <w:rPr>
+                <w:sz w:val="15"/>
+              </w:rPr>
+              <w:t>Baja (bloqueada hasta recibir las plantillas — ver lista Bloqueadas)</w:t>
+            </w:r>
+          </w:p>
+        </w:tc>
+      </w:tr>
+      <w:tr>
+        <w:trPr>
+          <w:jc w:val="center"/>
+        </w:trPr>
+        <w:tc>
+          <w:tcPr>
+            <w:tcW w:w="1440" w:type="dxa"/>
+            <w:vAlign w:val="center"/>
+          </w:tcPr>
+          <w:p>
+            <w:r>
+              <w:rPr>
+                <w:sz w:val="15"/>
+              </w:rPr>
+              <w:t>HU-11</w:t>
+            </w:r>
+          </w:p>
+        </w:tc>
+        <w:tc>
+          <w:tcPr>
+            <w:tcW w:w="1440" w:type="dxa"/>
+            <w:vAlign w:val="center"/>
+          </w:tcPr>
+          <w:p>
+            <w:r>
+              <w:rPr>
+                <w:sz w:val="15"/>
+              </w:rPr>
+              <w:t>Mecanismo de contingencia sin INVGATE</w:t>
+            </w:r>
+          </w:p>
+        </w:tc>
+        <w:tc>
+          <w:tcPr>
+            <w:tcW w:w="1440" w:type="dxa"/>
+            <w:vAlign w:val="center"/>
+          </w:tcPr>
+          <w:p>
+            <w:r>
+              <w:rPr>
+                <w:sz w:val="15"/>
+              </w:rPr>
+              <w:t>Como responsable, quiero un mecanismo alternativo de registro y alerta cuando INVGATE no esté disponible, para no incumplir el plazo legal por una caída del sistema.</w:t>
+            </w:r>
+          </w:p>
+        </w:tc>
+        <w:tc>
+          <w:tcPr>
+            <w:tcW w:w="1440" w:type="dxa"/>
+            <w:vAlign w:val="center"/>
+          </w:tcPr>
+          <w:p>
+            <w:r>
+              <w:rPr>
+                <w:sz w:val="15"/>
+              </w:rPr>
+              <w:t>No se especifican criterios de aceptación en la tarjeta.</w:t>
+            </w:r>
+          </w:p>
+        </w:tc>
+        <w:tc>
+          <w:tcPr>
+            <w:tcW w:w="1440" w:type="dxa"/>
+            <w:vAlign w:val="center"/>
+          </w:tcPr>
+          <w:p>
+            <w:r>
+              <w:rPr>
+                <w:sz w:val="15"/>
+              </w:rPr>
+              <w:t>RF-16. Prioridad: Baja (requiere definición conjunta con UltraPort — ver lista Bloqueadas).</w:t>
+            </w:r>
+          </w:p>
+        </w:tc>
+        <w:tc>
+          <w:tcPr>
+            <w:tcW w:w="1440" w:type="dxa"/>
+            <w:vAlign w:val="center"/>
+          </w:tcPr>
+          <w:p>
+            <w:r>
+              <w:rPr>
+                <w:sz w:val="15"/>
+              </w:rPr>
+              <w:t>Baja (requiere definición conjunta con UltraPort — ver lista Bloqueadas)</w:t>
+            </w:r>
+          </w:p>
+        </w:tc>
+      </w:tr>
+    </w:tbl>
+    <w:p>
+      <w:r>
+        <w:t xml:space="preserve">La priorización registrada en Trello establece como prioridad Alta las historias HU-01, HU-02 y HU-03; como prioridad Media HU-04 a HU-09; y como prioridad Baja HU-10 y HU-11. HU-10 </w:t>
+      </w:r>
+      <w:r>
+        <w:lastRenderedPageBreak/>
+        <w:t>queda bloqueada hasta recibir las plantillas oficiales de UltraPort y HU-11 requiere una definición conjunta con UltraPort.</w:t>
+      </w:r>
+    </w:p>
+    <w:p>
+      <w:r>
+        <w:rPr>
+          <w:b/>
+        </w:rPr>
+        <w:t>5.2.5. Estado y bloqueos registrados en Trello</w:t>
+      </w:r>
+    </w:p>
+    <w:p>
+      <w:r>
+        <w:t>El tablero contempla listas para Product Backlog, Sprint 1, En progreso, Revisión/QA, Hecho y una lista específica de bloqueos por falta de información de UltraPort. Entre los bloqueos identificados se encuentran la definición de campos obligatorios del ticket ANCI, el acceso y autenticación de la API de INVGATE, la recepción de plantillas oficiales, el diagrama de flujo, el volumen esperado de tickets/rendimiento, la confirmación del tercer responsable y la validación de la regla RF-14 sobre datos personales.</w:t>
       </w:r>
     </w:p>
     <w:tbl>
@@ -4411,7 +6449,6 @@
                 <w:sz w:val="28"/>
                 <w:szCs w:val="28"/>
               </w:rPr>
-              <w:lastRenderedPageBreak/>
               <w:t>6</w:t>
             </w:r>
             <w:r>
@@ -5261,6 +7298,7 @@
                 <w:b/>
                 <w:color w:val="1F3864" w:themeColor="accent1" w:themeShade="80"/>
               </w:rPr>
+              <w:lastRenderedPageBreak/>
               <w:t>Final</w:t>
             </w:r>
           </w:p>
@@ -5448,7 +7486,6 @@
                 <w:sz w:val="28"/>
                 <w:szCs w:val="28"/>
               </w:rPr>
-              <w:lastRenderedPageBreak/>
               <w:t>7</w:t>
             </w:r>
             <w:r>
@@ -6471,6 +8508,7 @@
               <w:rPr>
                 <w:rFonts w:ascii="Calibri" w:hAnsi="Calibri"/>
               </w:rPr>
+              <w:lastRenderedPageBreak/>
               <w:t>Comunicación oral y escrita</w:t>
             </w:r>
           </w:p>
@@ -6710,18 +8748,37 @@
                 <w:szCs w:val="20"/>
                 <w:lang w:eastAsia="es-CL"/>
               </w:rPr>
-              <w:t xml:space="preserve"> de parámetros de Ultraport con entrega de base de datos y naturalización del </w:t>
-            </w:r>
-            <w:r>
-              <w:rPr>
-                <w:rFonts w:ascii="Calibri" w:hAnsi="Calibri" w:cs="Arial"/>
-                <w:iCs/>
+              <w:t xml:space="preserve"> de parámetros de Ultraport con entrega de base de datos y naturalización del entorno de trabajo </w:t>
+            </w:r>
+          </w:p>
+        </w:tc>
+        <w:tc>
+          <w:tcPr>
+            <w:tcW w:w="1580" w:type="dxa"/>
+          </w:tcPr>
+          <w:p>
+            <w:pPr>
+              <w:jc w:val="both"/>
+              <w:rPr>
+                <w:rFonts w:ascii="Calibri" w:hAnsi="Calibri" w:cs="Arial"/>
+                <w:i/>
+                <w:color w:val="548DD4"/>
                 <w:sz w:val="18"/>
                 <w:szCs w:val="20"/>
                 <w:lang w:eastAsia="es-CL"/>
               </w:rPr>
-              <w:lastRenderedPageBreak/>
-              <w:t xml:space="preserve">entorno de trabajo </w:t>
+            </w:pPr>
+            <w:r>
+              <w:rPr>
+                <w:rFonts w:ascii="Calibri" w:hAnsi="Calibri"/>
+              </w:rPr>
+              <w:t>Aprender a usar</w:t>
+            </w:r>
+            <w:r>
+              <w:rPr>
+                <w:rFonts w:ascii="Calibri" w:hAnsi="Calibri"/>
+              </w:rPr>
+              <w:t xml:space="preserve"> la base de datos propia y la arquitectura de integración con INVGATE, como parte del primer sprint</w:t>
             </w:r>
           </w:p>
         </w:tc>
@@ -6745,45 +8802,6 @@
               <w:rPr>
                 <w:rFonts w:ascii="Calibri" w:hAnsi="Calibri"/>
               </w:rPr>
-              <w:lastRenderedPageBreak/>
-              <w:t>Aprender a usar</w:t>
-            </w:r>
-            <w:r>
-              <w:rPr>
-                <w:rFonts w:ascii="Calibri" w:hAnsi="Calibri"/>
-              </w:rPr>
-              <w:t xml:space="preserve"> la base de datos propia y la arquitectura de integración </w:t>
-            </w:r>
-            <w:r>
-              <w:rPr>
-                <w:rFonts w:ascii="Calibri" w:hAnsi="Calibri"/>
-              </w:rPr>
-              <w:lastRenderedPageBreak/>
-              <w:t>con INVGATE, como parte del primer sprint</w:t>
-            </w:r>
-          </w:p>
-        </w:tc>
-        <w:tc>
-          <w:tcPr>
-            <w:tcW w:w="1580" w:type="dxa"/>
-          </w:tcPr>
-          <w:p>
-            <w:pPr>
-              <w:jc w:val="both"/>
-              <w:rPr>
-                <w:rFonts w:ascii="Calibri" w:hAnsi="Calibri" w:cs="Arial"/>
-                <w:i/>
-                <w:color w:val="548DD4"/>
-                <w:sz w:val="18"/>
-                <w:szCs w:val="20"/>
-                <w:lang w:eastAsia="es-CL"/>
-              </w:rPr>
-            </w:pPr>
-            <w:r>
-              <w:rPr>
-                <w:rFonts w:ascii="Calibri" w:hAnsi="Calibri"/>
-              </w:rPr>
-              <w:lastRenderedPageBreak/>
               <w:t>SQL Server, librería Evolve, documentación de la API</w:t>
             </w:r>
           </w:p>
@@ -6895,18 +8913,7 @@
                 <w:szCs w:val="20"/>
                 <w:lang w:eastAsia="es-CL"/>
               </w:rPr>
-              <w:t xml:space="preserve">Obstaculiza: régimen de horario de oficina aún no formalizado, </w:t>
-            </w:r>
-            <w:r>
-              <w:rPr>
-                <w:rFonts w:ascii="Calibri" w:hAnsi="Calibri" w:cs="Arial"/>
-                <w:iCs/>
-                <w:sz w:val="18"/>
-                <w:szCs w:val="20"/>
-                <w:lang w:eastAsia="es-CL"/>
-              </w:rPr>
-              <w:lastRenderedPageBreak/>
-              <w:t>puede retrasar el inicio</w:t>
+              <w:t>Obstaculiza: régimen de horario de oficina aún no formalizado, puede retrasar el inicio</w:t>
             </w:r>
           </w:p>
         </w:tc>
@@ -6935,7 +8942,6 @@
               <w:rPr>
                 <w:rFonts w:ascii="Calibri" w:hAnsi="Calibri"/>
               </w:rPr>
-              <w:lastRenderedPageBreak/>
               <w:t>Desarrollo de software</w:t>
             </w:r>
           </w:p>
@@ -7571,13 +9577,7 @@
               <w:rPr>
                 <w:rFonts w:ascii="Calibri" w:hAnsi="Calibri"/>
               </w:rPr>
-              <w:t>-1</w:t>
-            </w:r>
-            <w:r>
-              <w:rPr>
-                <w:rFonts w:ascii="Calibri" w:hAnsi="Calibri"/>
-              </w:rPr>
-              <w:t>8</w:t>
+              <w:t>-18</w:t>
             </w:r>
           </w:p>
         </w:tc>
@@ -7643,83 +9643,6 @@
         </w:tc>
       </w:tr>
     </w:tbl>
-    <w:p>
-      <w:pPr>
-        <w:spacing w:after="0" w:line="360" w:lineRule="auto"/>
-        <w:jc w:val="both"/>
-        <w:rPr>
-          <w:b/>
-          <w:sz w:val="24"/>
-          <w:szCs w:val="24"/>
-        </w:rPr>
-      </w:pPr>
-    </w:p>
-    <w:p>
-      <w:pPr>
-        <w:spacing w:after="0" w:line="360" w:lineRule="auto"/>
-        <w:jc w:val="both"/>
-        <w:rPr>
-          <w:b/>
-          <w:sz w:val="24"/>
-          <w:szCs w:val="24"/>
-        </w:rPr>
-      </w:pPr>
-    </w:p>
-    <w:p>
-      <w:pPr>
-        <w:spacing w:after="0" w:line="360" w:lineRule="auto"/>
-        <w:jc w:val="both"/>
-        <w:rPr>
-          <w:b/>
-          <w:sz w:val="24"/>
-          <w:szCs w:val="24"/>
-        </w:rPr>
-      </w:pPr>
-    </w:p>
-    <w:p>
-      <w:pPr>
-        <w:spacing w:after="0" w:line="360" w:lineRule="auto"/>
-        <w:jc w:val="both"/>
-        <w:rPr>
-          <w:b/>
-          <w:sz w:val="24"/>
-          <w:szCs w:val="24"/>
-        </w:rPr>
-      </w:pPr>
-    </w:p>
-    <w:p>
-      <w:pPr>
-        <w:spacing w:after="0" w:line="360" w:lineRule="auto"/>
-        <w:jc w:val="both"/>
-        <w:rPr>
-          <w:b/>
-          <w:sz w:val="24"/>
-          <w:szCs w:val="24"/>
-        </w:rPr>
-      </w:pPr>
-    </w:p>
-    <w:p>
-      <w:pPr>
-        <w:spacing w:after="0" w:line="360" w:lineRule="auto"/>
-        <w:jc w:val="both"/>
-        <w:rPr>
-          <w:b/>
-          <w:sz w:val="24"/>
-          <w:szCs w:val="24"/>
-        </w:rPr>
-      </w:pPr>
-    </w:p>
-    <w:p>
-      <w:pPr>
-        <w:spacing w:after="0" w:line="360" w:lineRule="auto"/>
-        <w:jc w:val="both"/>
-        <w:rPr>
-          <w:b/>
-          <w:sz w:val="24"/>
-          <w:szCs w:val="24"/>
-        </w:rPr>
-      </w:pPr>
-    </w:p>
     <w:p>
       <w:pPr>
         <w:spacing w:after="0" w:line="360" w:lineRule="auto"/>
@@ -8910,13 +10833,7 @@
               <w:rPr>
                 <w:rFonts w:ascii="Calibri" w:hAnsi="Calibri"/>
               </w:rPr>
-              <w:t>escrita</w:t>
-            </w:r>
-            <w:r>
-              <w:rPr>
-                <w:rFonts w:ascii="Calibri" w:hAnsi="Calibri"/>
-              </w:rPr>
-              <w:t xml:space="preserve"> ,</w:t>
+              <w:t>escrita ,</w:t>
             </w:r>
             <w:proofErr w:type="gramEnd"/>
             <w:r>
@@ -12621,6 +14538,7 @@
   <w:style w:type="character" w:default="1" w:styleId="Fuentedeprrafopredeter">
     <w:name w:val="Default Paragraph Font"/>
     <w:uiPriority w:val="1"/>
+    <w:semiHidden/>
     <w:unhideWhenUsed/>
   </w:style>
   <w:style w:type="table" w:default="1" w:styleId="Tablanormal">
@@ -13230,6 +15148,12 @@
 </file>
 
 <file path=customXml/item2.xml><?xml version="1.0" encoding="utf-8"?>
+<p:properties xmlns:p="http://schemas.microsoft.com/office/2006/metadata/properties" xmlns:xsi="http://www.w3.org/2001/XMLSchema-instance" xmlns:pc="http://schemas.microsoft.com/office/infopath/2007/PartnerControls">
+  <documentManagement/>
+</p:properties>
+</file>
+
+<file path=customXml/item3.xml><?xml version="1.0" encoding="utf-8"?>
 <ct:contentTypeSchema xmlns:ct="http://schemas.microsoft.com/office/2006/metadata/contentType" xmlns:ma="http://schemas.microsoft.com/office/2006/metadata/properties/metaAttributes" ct:_="" ma:_="" ma:contentTypeName="Documento" ma:contentTypeID="0x010100E96778489EE7714D8BD12CC105EB918B" ma:contentTypeVersion="2" ma:contentTypeDescription="Crear nuevo documento." ma:contentTypeScope="" ma:versionID="416c5c7ae9b5d54d83875cd3c65194e3">
   <xsd:schema xmlns:xsd="http://www.w3.org/2001/XMLSchema" xmlns:xs="http://www.w3.org/2001/XMLSchema" xmlns:p="http://schemas.microsoft.com/office/2006/metadata/properties" xmlns:ns2="126e8a1c-9ea9-435a-ac89-d06c80d62e30" targetNamespace="http://schemas.microsoft.com/office/2006/metadata/properties" ma:root="true" ma:fieldsID="70a237c842677bd850644f8595079f5e" ns2:_="">
     <xsd:import namespace="126e8a1c-9ea9-435a-ac89-d06c80d62e30"/>
@@ -13361,12 +15285,6 @@
 </ct:contentTypeSchema>
 </file>
 
-<file path=customXml/item3.xml><?xml version="1.0" encoding="utf-8"?>
-<p:properties xmlns:p="http://schemas.microsoft.com/office/2006/metadata/properties" xmlns:xsi="http://www.w3.org/2001/XMLSchema-instance" xmlns:pc="http://schemas.microsoft.com/office/infopath/2007/PartnerControls">
-  <documentManagement/>
-</p:properties>
-</file>
-
 <file path=customXml/itemProps1.xml><?xml version="1.0" encoding="utf-8"?>
 <ds:datastoreItem xmlns:ds="http://schemas.openxmlformats.org/officeDocument/2006/customXml" ds:itemID="{F3E3E2F7-59E7-4722-B872-D023DC9D1CC1}">
   <ds:schemaRefs>
@@ -13376,6 +15294,15 @@
 </file>
 
 <file path=customXml/itemProps2.xml><?xml version="1.0" encoding="utf-8"?>
+<ds:datastoreItem xmlns:ds="http://schemas.openxmlformats.org/officeDocument/2006/customXml" ds:itemID="{38174882-579A-45DC-A704-C035A9357F73}">
+  <ds:schemaRefs>
+    <ds:schemaRef ds:uri="http://schemas.microsoft.com/office/2006/metadata/properties"/>
+    <ds:schemaRef ds:uri="http://schemas.microsoft.com/office/infopath/2007/PartnerControls"/>
+  </ds:schemaRefs>
+</ds:datastoreItem>
+</file>
+
+<file path=customXml/itemProps3.xml><?xml version="1.0" encoding="utf-8"?>
 <ds:datastoreItem xmlns:ds="http://schemas.openxmlformats.org/officeDocument/2006/customXml" ds:itemID="{7C9B9CFF-B258-43B4-948A-968A031773F5}">
   <ds:schemaRefs>
     <ds:schemaRef ds:uri="http://schemas.microsoft.com/office/2006/metadata/contentType"/>
@@ -13391,13 +15318,4 @@
     <ds:schemaRef ds:uri="http://schemas.microsoft.com/internal/obd"/>
   </ds:schemaRefs>
 </ds:datastoreItem>
-</file>
-
-<file path=customXml/itemProps3.xml><?xml version="1.0" encoding="utf-8"?>
-<ds:datastoreItem xmlns:ds="http://schemas.openxmlformats.org/officeDocument/2006/customXml" ds:itemID="{38174882-579A-45DC-A704-C035A9357F73}">
-  <ds:schemaRefs>
-    <ds:schemaRef ds:uri="http://schemas.microsoft.com/office/2006/metadata/properties"/>
-    <ds:schemaRef ds:uri="http://schemas.microsoft.com/office/infopath/2007/PartnerControls"/>
-  </ds:schemaRefs>
-</ds:datastoreItem>
 </file>